--- a/广州工商学院本科毕业论文（设计）开题报告_修改版.docx
+++ b/广州工商学院本科毕业论文（设计）开题报告_修改版.docx
@@ -523,12 +523,28 @@
                 <w:sz w:val="24"/>
               </w:rPr>
             </w:pPr>
-            <w:r>
-              <w:rPr>
-                <w:rFonts w:asciiTheme="minorEastAsia" w:eastAsiaTheme="minorEastAsia" w:hAnsiTheme="minorEastAsia" w:hint="eastAsia"/>
-                <w:sz w:val="24"/>
-              </w:rPr>
-              <w:t>随着居家健身和日常体育训练的普及，训练者在缺少即时指导的情况下，往往难以及时发现深蹲等基础动作中的幅度不足、躯干前倾过大或动作节奏不稳定等问题。传统人工观察依赖专业人员和现场条件，具有成本高、可重复性不足的局限。基于计算机视觉的人体姿态估计能够从普通视频中提取人体关键点，为低成本、可回放的动作辅助分析提供技术基础。</w:t>
+            <w:r/>
+            <w:r>
+              <w:rPr>
+                <w:rFonts w:ascii="Times New Roman" w:hAnsi="Times New Roman" w:eastAsia="宋体"/>
+                <w:sz w:val="24"/>
+              </w:rPr>
+              <w:t>随着居家健身和日常体育训练的普及，训练者在缺少即时指导的情况下，往往难以及时发现深蹲等基础动作中的幅度不足、躯干前倾过大或动作节奏不稳定等问题。传统人工观察依赖专业人员和现场条件，具有成本高、可重复性不足的局限。基于计算机视觉的人体姿态估计能够从普通视频中提取人体关键点，为低成本、可回放的动作辅助分析提供技术基础</w:t>
+            </w:r>
+            <w:r>
+              <w:rPr>
+                <w:rFonts w:ascii="Times New Roman" w:hAnsi="Times New Roman" w:eastAsia="宋体"/>
+                <w:sz w:val="24"/>
+                <w:vertAlign w:val="superscript"/>
+              </w:rPr>
+              <w:t>[1-2]</w:t>
+            </w:r>
+            <w:r>
+              <w:rPr>
+                <w:rFonts w:ascii="Times New Roman" w:hAnsi="Times New Roman" w:eastAsia="宋体"/>
+                <w:sz w:val="24"/>
+              </w:rPr>
+              <w:t>。</w:t>
             </w:r>
           </w:p>
           <w:p>
@@ -606,68 +622,88 @@
                 <w:sz w:val="24"/>
               </w:rPr>
             </w:pPr>
-            <w:r>
-              <w:rPr>
-                <w:rFonts w:asciiTheme="minorEastAsia" w:eastAsiaTheme="minorEastAsia" w:hAnsiTheme="minorEastAsia" w:hint="eastAsia"/>
-                <w:sz w:val="24"/>
-              </w:rPr>
-              <w:t>人体姿态估计旨在从图像或视频中定位肩、肘、髋、膝、踝等人体关键点，是动作分析的重要前置技术。近年来，深度学习方法在二维人体姿态估计、视频姿态估计和轻量化部署方面持续发展。</w:t>
-            </w:r>
-            <w:proofErr w:type="spellStart"/>
-            <w:r>
-              <w:rPr>
-                <w:rFonts w:asciiTheme="minorEastAsia" w:eastAsiaTheme="minorEastAsia" w:hAnsiTheme="minorEastAsia" w:hint="eastAsia"/>
-                <w:sz w:val="24"/>
-              </w:rPr>
-              <w:t>MediaPipe</w:t>
-            </w:r>
-            <w:proofErr w:type="spellEnd"/>
-            <w:r>
-              <w:rPr>
-                <w:rFonts w:asciiTheme="minorEastAsia" w:eastAsiaTheme="minorEastAsia" w:hAnsiTheme="minorEastAsia" w:hint="eastAsia"/>
-                <w:sz w:val="24"/>
-              </w:rPr>
-              <w:t xml:space="preserve"> Pose 等工具提供了适用于普通摄像头视频的关键点提取</w:t>
-            </w:r>
-            <w:r>
-              <w:rPr>
-                <w:rFonts w:asciiTheme="minorEastAsia" w:eastAsiaTheme="minorEastAsia" w:hAnsiTheme="minorEastAsia" w:hint="eastAsia"/>
-                <w:sz w:val="24"/>
-              </w:rPr>
-              <w:lastRenderedPageBreak/>
-              <w:t>能力；</w:t>
-            </w:r>
-            <w:proofErr w:type="spellStart"/>
-            <w:r>
-              <w:rPr>
-                <w:rFonts w:asciiTheme="minorEastAsia" w:eastAsiaTheme="minorEastAsia" w:hAnsiTheme="minorEastAsia" w:hint="eastAsia"/>
-                <w:sz w:val="24"/>
-              </w:rPr>
-              <w:t>ViTPose</w:t>
-            </w:r>
-            <w:proofErr w:type="spellEnd"/>
-            <w:r>
-              <w:rPr>
-                <w:rFonts w:asciiTheme="minorEastAsia" w:eastAsiaTheme="minorEastAsia" w:hAnsiTheme="minorEastAsia" w:hint="eastAsia"/>
-                <w:sz w:val="24"/>
-              </w:rPr>
-              <w:t>、</w:t>
-            </w:r>
-            <w:proofErr w:type="spellStart"/>
-            <w:r>
-              <w:rPr>
-                <w:rFonts w:asciiTheme="minorEastAsia" w:eastAsiaTheme="minorEastAsia" w:hAnsiTheme="minorEastAsia" w:hint="eastAsia"/>
-                <w:sz w:val="24"/>
-              </w:rPr>
-              <w:t>PoseFormer</w:t>
-            </w:r>
-            <w:proofErr w:type="spellEnd"/>
-            <w:r>
-              <w:rPr>
-                <w:rFonts w:asciiTheme="minorEastAsia" w:eastAsiaTheme="minorEastAsia" w:hAnsiTheme="minorEastAsia" w:hint="eastAsia"/>
-                <w:sz w:val="24"/>
-              </w:rPr>
-              <w:t xml:space="preserve"> 等研究进一步推进了姿态表征与时序建模。对于健身辅助场景，研究重点不应停留在单帧骨架显示，而应关注关键点稳定性、视角约束和时序信息的利用。</w:t>
+            <w:r/>
+            <w:r>
+              <w:rPr>
+                <w:rFonts w:ascii="Times New Roman" w:hAnsi="Times New Roman" w:eastAsia="宋体"/>
+                <w:sz w:val="24"/>
+              </w:rPr>
+              <w:t>人体姿态估计旨在从图像或视频中定位肩、肘、髋、膝、踝等人体关键点，是动作分析的重要前置技术。近年来，深度学习方法在二维人体姿态估计</w:t>
+            </w:r>
+            <w:r>
+              <w:rPr>
+                <w:rFonts w:ascii="Times New Roman" w:hAnsi="Times New Roman" w:eastAsia="宋体"/>
+                <w:sz w:val="24"/>
+                <w:vertAlign w:val="superscript"/>
+              </w:rPr>
+              <w:t>[3]</w:t>
+            </w:r>
+            <w:r>
+              <w:rPr>
+                <w:rFonts w:ascii="Times New Roman" w:hAnsi="Times New Roman" w:eastAsia="宋体"/>
+                <w:sz w:val="24"/>
+              </w:rPr>
+              <w:t>、轻量化部署</w:t>
+            </w:r>
+            <w:r>
+              <w:rPr>
+                <w:rFonts w:ascii="Times New Roman" w:hAnsi="Times New Roman" w:eastAsia="宋体"/>
+                <w:sz w:val="24"/>
+                <w:vertAlign w:val="superscript"/>
+              </w:rPr>
+              <w:t>[4-6]</w:t>
+            </w:r>
+            <w:r>
+              <w:rPr>
+                <w:rFonts w:ascii="Times New Roman" w:hAnsi="Times New Roman" w:eastAsia="宋体"/>
+                <w:sz w:val="24"/>
+              </w:rPr>
+              <w:t>以及热图误差优化</w:t>
+            </w:r>
+            <w:r>
+              <w:rPr>
+                <w:rFonts w:ascii="Times New Roman" w:hAnsi="Times New Roman" w:eastAsia="宋体"/>
+                <w:sz w:val="24"/>
+                <w:vertAlign w:val="superscript"/>
+              </w:rPr>
+              <w:t>[7]</w:t>
+            </w:r>
+            <w:r>
+              <w:rPr>
+                <w:rFonts w:ascii="Times New Roman" w:hAnsi="Times New Roman" w:eastAsia="宋体"/>
+                <w:sz w:val="24"/>
+              </w:rPr>
+              <w:t>方面持续发展。MediaPipe Pose 等工具提供了适用于普通摄像头视频的关键点提取能力；ViTPose</w:t>
+            </w:r>
+            <w:r>
+              <w:rPr>
+                <w:rFonts w:ascii="Times New Roman" w:hAnsi="Times New Roman" w:eastAsia="宋体"/>
+                <w:sz w:val="24"/>
+                <w:vertAlign w:val="superscript"/>
+              </w:rPr>
+              <w:t>[8]</w:t>
+            </w:r>
+            <w:r>
+              <w:rPr>
+                <w:rFonts w:ascii="Times New Roman" w:hAnsi="Times New Roman" w:eastAsia="宋体"/>
+                <w:sz w:val="24"/>
+              </w:rPr>
+              <w:t>、PoseFormer</w:t>
+            </w:r>
+            <w:r>
+              <w:rPr>
+                <w:rFonts w:ascii="Times New Roman" w:hAnsi="Times New Roman" w:eastAsia="宋体"/>
+                <w:sz w:val="24"/>
+                <w:vertAlign w:val="superscript"/>
+              </w:rPr>
+              <w:t>[9]</w:t>
+            </w:r>
+            <w:r>
+              <w:rPr>
+                <w:rFonts w:ascii="Times New Roman" w:hAnsi="Times New Roman" w:eastAsia="宋体"/>
+                <w:sz w:val="24"/>
+              </w:rPr>
+              <w:t xml:space="preserve"> 等研究进一步推进了基于视觉 Transformer 的姿态表征与时序建模。对于健身辅助场景，研究重点不应停留在单帧骨架显示，而应关注关键点稳定性、视角约束和时序信息的利用。</w:t>
             </w:r>
           </w:p>
           <w:p>
@@ -695,12 +731,163 @@
                 <w:sz w:val="24"/>
               </w:rPr>
             </w:pPr>
-            <w:r>
-              <w:rPr>
-                <w:rFonts w:asciiTheme="minorEastAsia" w:eastAsiaTheme="minorEastAsia" w:hAnsiTheme="minorEastAsia" w:hint="eastAsia"/>
-                <w:sz w:val="24"/>
-              </w:rPr>
-              <w:t>骨架动作识别通常以连续帧中的人体关键点及其拓扑关系为输入，通过图卷积、时序卷积或 Transformer 等模型提取动作模式。相关研究表明，姿态序列能够有效表示关节运动过程，但实际视频仍会受遮挡、关键点抖动、视角变化和个体差异影响。因而，对于范围明确的深蹲动作，采用关键点平滑、阶段状态机和规则化判定，能够在保持结果可解释的同时降低小样本场景的实现风险。</w:t>
+            <w:r/>
+            <w:r>
+              <w:rPr>
+                <w:rFonts w:ascii="Times New Roman" w:hAnsi="Times New Roman" w:eastAsia="宋体"/>
+                <w:sz w:val="24"/>
+              </w:rPr>
+              <w:t>骨架动作识别通常以连续帧中的人体关键点及其拓扑关系为输入</w:t>
+            </w:r>
+            <w:r>
+              <w:rPr>
+                <w:rFonts w:ascii="Times New Roman" w:hAnsi="Times New Roman" w:eastAsia="宋体"/>
+                <w:sz w:val="24"/>
+                <w:vertAlign w:val="superscript"/>
+              </w:rPr>
+              <w:t>[10]</w:t>
+            </w:r>
+            <w:r>
+              <w:rPr>
+                <w:rFonts w:ascii="Times New Roman" w:hAnsi="Times New Roman" w:eastAsia="宋体"/>
+                <w:sz w:val="24"/>
+              </w:rPr>
+              <w:t>，通过时空图卷积</w:t>
+            </w:r>
+            <w:r>
+              <w:rPr>
+                <w:rFonts w:ascii="Times New Roman" w:hAnsi="Times New Roman" w:eastAsia="宋体"/>
+                <w:sz w:val="24"/>
+                <w:vertAlign w:val="superscript"/>
+              </w:rPr>
+              <w:t>[11]</w:t>
+            </w:r>
+            <w:r>
+              <w:rPr>
+                <w:rFonts w:ascii="Times New Roman" w:hAnsi="Times New Roman" w:eastAsia="宋体"/>
+                <w:sz w:val="24"/>
+              </w:rPr>
+              <w:t>、时序三维卷积</w:t>
+            </w:r>
+            <w:r>
+              <w:rPr>
+                <w:rFonts w:ascii="Times New Roman" w:hAnsi="Times New Roman" w:eastAsia="宋体"/>
+                <w:sz w:val="24"/>
+                <w:vertAlign w:val="superscript"/>
+              </w:rPr>
+              <w:t>[12]</w:t>
+            </w:r>
+            <w:r>
+              <w:rPr>
+                <w:rFonts w:ascii="Times New Roman" w:hAnsi="Times New Roman" w:eastAsia="宋体"/>
+                <w:sz w:val="24"/>
+              </w:rPr>
+              <w:t>、深度图自适应分类</w:t>
+            </w:r>
+            <w:r>
+              <w:rPr>
+                <w:rFonts w:ascii="Times New Roman" w:hAnsi="Times New Roman" w:eastAsia="宋体"/>
+                <w:sz w:val="24"/>
+                <w:vertAlign w:val="superscript"/>
+              </w:rPr>
+              <w:t>[13]</w:t>
+            </w:r>
+            <w:r>
+              <w:rPr>
+                <w:rFonts w:ascii="Times New Roman" w:hAnsi="Times New Roman" w:eastAsia="宋体"/>
+                <w:sz w:val="24"/>
+              </w:rPr>
+              <w:t>以及特征交互融合</w:t>
+            </w:r>
+            <w:r>
+              <w:rPr>
+                <w:rFonts w:ascii="Times New Roman" w:hAnsi="Times New Roman" w:eastAsia="宋体"/>
+                <w:sz w:val="24"/>
+                <w:vertAlign w:val="superscript"/>
+              </w:rPr>
+              <w:t>[14]</w:t>
+            </w:r>
+            <w:r>
+              <w:rPr>
+                <w:rFonts w:ascii="Times New Roman" w:hAnsi="Times New Roman" w:eastAsia="宋体"/>
+                <w:sz w:val="24"/>
+              </w:rPr>
+              <w:t>等模型提取动作模式。近年来的研究进一步从纯姿态表征</w:t>
+            </w:r>
+            <w:r>
+              <w:rPr>
+                <w:rFonts w:ascii="Times New Roman" w:hAnsi="Times New Roman" w:eastAsia="宋体"/>
+                <w:sz w:val="24"/>
+                <w:vertAlign w:val="superscript"/>
+              </w:rPr>
+              <w:t>[15]</w:t>
+            </w:r>
+            <w:r>
+              <w:rPr>
+                <w:rFonts w:ascii="Times New Roman" w:hAnsi="Times New Roman" w:eastAsia="宋体"/>
+                <w:sz w:val="24"/>
+              </w:rPr>
+              <w:t>、骨骼动作再审视</w:t>
+            </w:r>
+            <w:r>
+              <w:rPr>
+                <w:rFonts w:ascii="Times New Roman" w:hAnsi="Times New Roman" w:eastAsia="宋体"/>
+                <w:sz w:val="24"/>
+                <w:vertAlign w:val="superscript"/>
+              </w:rPr>
+              <w:t>[16]</w:t>
+            </w:r>
+            <w:r>
+              <w:rPr>
+                <w:rFonts w:ascii="Times New Roman" w:hAnsi="Times New Roman" w:eastAsia="宋体"/>
+                <w:sz w:val="24"/>
+              </w:rPr>
+              <w:t>拓展至复杂动作模式建模</w:t>
+            </w:r>
+            <w:r>
+              <w:rPr>
+                <w:rFonts w:ascii="Times New Roman" w:hAnsi="Times New Roman" w:eastAsia="宋体"/>
+                <w:sz w:val="24"/>
+                <w:vertAlign w:val="superscript"/>
+              </w:rPr>
+              <w:t>[17]</w:t>
+            </w:r>
+            <w:r>
+              <w:rPr>
+                <w:rFonts w:ascii="Times New Roman" w:hAnsi="Times New Roman" w:eastAsia="宋体"/>
+                <w:sz w:val="24"/>
+              </w:rPr>
+              <w:t>与统一时序表征 MotionBERT</w:t>
+            </w:r>
+            <w:r>
+              <w:rPr>
+                <w:rFonts w:ascii="Times New Roman" w:hAnsi="Times New Roman" w:eastAsia="宋体"/>
+                <w:sz w:val="24"/>
+                <w:vertAlign w:val="superscript"/>
+              </w:rPr>
+              <w:t>[18]</w:t>
+            </w:r>
+            <w:r>
+              <w:rPr>
+                <w:rFonts w:ascii="Times New Roman" w:hAnsi="Times New Roman" w:eastAsia="宋体"/>
+                <w:sz w:val="24"/>
+              </w:rPr>
+              <w:t>。相关研究表明，姿态序列能够有效表示关节运动过程，但实际视频仍会受遮挡、关键点抖动</w:t>
+            </w:r>
+            <w:r>
+              <w:rPr>
+                <w:rFonts w:ascii="Times New Roman" w:hAnsi="Times New Roman" w:eastAsia="宋体"/>
+                <w:sz w:val="24"/>
+                <w:vertAlign w:val="superscript"/>
+              </w:rPr>
+              <w:t>[19]</w:t>
+            </w:r>
+            <w:r>
+              <w:rPr>
+                <w:rFonts w:ascii="Times New Roman" w:hAnsi="Times New Roman" w:eastAsia="宋体"/>
+                <w:sz w:val="24"/>
+              </w:rPr>
+              <w:t>、视角变化和个体差异影响。因而，对于范围明确的深蹲动作，采用关键点平滑、阶段状态机和规则化判定，能够在保持结果可解释的同时降低小样本场景的实现风险。</w:t>
             </w:r>
           </w:p>
           <w:p>
@@ -728,12 +915,73 @@
                 <w:sz w:val="24"/>
               </w:rPr>
             </w:pPr>
-            <w:r>
-              <w:rPr>
-                <w:rFonts w:asciiTheme="minorEastAsia" w:eastAsiaTheme="minorEastAsia" w:hAnsiTheme="minorEastAsia" w:hint="eastAsia"/>
-                <w:sz w:val="24"/>
-              </w:rPr>
-              <w:t>动作质量评估区别于一般动作分类，不仅需要判断“做什么”，还需要描述动作过程是否满足指定要点。近年来，太极拳学习、立定跳远评估、力量训练动作识别等研究已验证人体姿态特征在体育动作分析中的应用价值。现有方法包括模板相似度、时序特征学习和基于专家知识的规则判定。对于本科工程实践，围绕单一动作建立可追溯的“特征—规则—原因码—反馈”链路，有利于在有限时间内完成可展示、可验证的系统原型。</w:t>
+            <w:r/>
+            <w:r>
+              <w:rPr>
+                <w:rFonts w:ascii="Times New Roman" w:hAnsi="Times New Roman" w:eastAsia="宋体"/>
+                <w:sz w:val="24"/>
+              </w:rPr>
+              <w:t>动作质量评估区别于一般动作分类，不仅需要判断“做什么”，还需要描述动作过程是否满足指定要点。近年来，特定运动关键帧提取</w:t>
+            </w:r>
+            <w:r>
+              <w:rPr>
+                <w:rFonts w:ascii="Times New Roman" w:hAnsi="Times New Roman" w:eastAsia="宋体"/>
+                <w:sz w:val="24"/>
+                <w:vertAlign w:val="superscript"/>
+              </w:rPr>
+              <w:t>[20]</w:t>
+            </w:r>
+            <w:r>
+              <w:rPr>
+                <w:rFonts w:ascii="Times New Roman" w:hAnsi="Times New Roman" w:eastAsia="宋体"/>
+                <w:sz w:val="24"/>
+              </w:rPr>
+              <w:t>、太极拳学习相似度计算</w:t>
+            </w:r>
+            <w:r>
+              <w:rPr>
+                <w:rFonts w:ascii="Times New Roman" w:hAnsi="Times New Roman" w:eastAsia="宋体"/>
+                <w:sz w:val="24"/>
+                <w:vertAlign w:val="superscript"/>
+              </w:rPr>
+              <w:t>[21]</w:t>
+            </w:r>
+            <w:r>
+              <w:rPr>
+                <w:rFonts w:ascii="Times New Roman" w:hAnsi="Times New Roman" w:eastAsia="宋体"/>
+                <w:sz w:val="24"/>
+              </w:rPr>
+              <w:t>、立定跳远智能评估</w:t>
+            </w:r>
+            <w:r>
+              <w:rPr>
+                <w:rFonts w:ascii="Times New Roman" w:hAnsi="Times New Roman" w:eastAsia="宋体"/>
+                <w:sz w:val="24"/>
+                <w:vertAlign w:val="superscript"/>
+              </w:rPr>
+              <w:t>[22]</w:t>
+            </w:r>
+            <w:r>
+              <w:rPr>
+                <w:rFonts w:ascii="Times New Roman" w:hAnsi="Times New Roman" w:eastAsia="宋体"/>
+                <w:sz w:val="24"/>
+              </w:rPr>
+              <w:t>以及力量与体能训练动作识别</w:t>
+            </w:r>
+            <w:r>
+              <w:rPr>
+                <w:rFonts w:ascii="Times New Roman" w:hAnsi="Times New Roman" w:eastAsia="宋体"/>
+                <w:sz w:val="24"/>
+                <w:vertAlign w:val="superscript"/>
+              </w:rPr>
+              <w:t>[23]</w:t>
+            </w:r>
+            <w:r>
+              <w:rPr>
+                <w:rFonts w:ascii="Times New Roman" w:hAnsi="Times New Roman" w:eastAsia="宋体"/>
+                <w:sz w:val="24"/>
+              </w:rPr>
+              <w:t>等研究，已充分验证了人体姿态特征在体育动作分析中的应用价值。现有方法包括模板相似度、时序特征学习和基于专家知识的规则判定。对于本科工程实践，围绕单一动作建立可追溯的“特征—规则—原因码—反馈”链路，有利于在有限时间内完成可展示、可验证的系统原型。</w:t>
             </w:r>
           </w:p>
           <w:p>
@@ -761,12 +1009,28 @@
                 <w:sz w:val="24"/>
               </w:rPr>
             </w:pPr>
-            <w:r>
-              <w:rPr>
-                <w:rFonts w:asciiTheme="minorEastAsia" w:eastAsiaTheme="minorEastAsia" w:hAnsiTheme="minorEastAsia" w:hint="eastAsia"/>
-                <w:sz w:val="24"/>
-              </w:rPr>
-              <w:t>现有视觉动作分析系统常以分类标签或分数作为输出，但用户难以据此理解结果来源。为提高反馈的可用性，本课题以规则触发原因作为核心证据：系统保留关键角度、动作阶段、次数和时间戳，并在完成一次有效动作周期后生成训练提示。当关键点不可用、全身未入镜或输入条件不满足时，系统进入“暂不评估”状态而不输出质量结论。该设计强调在受控条件下的可信反馈，而非宣称适用于任意人、任意视角和任意健身动作。</w:t>
+            <w:r/>
+            <w:r>
+              <w:rPr>
+                <w:rFonts w:ascii="Times New Roman" w:hAnsi="Times New Roman" w:eastAsia="宋体"/>
+                <w:sz w:val="24"/>
+              </w:rPr>
+              <w:t>现有视觉动作分析系统常以分类标签或分数作为输出，但用户难以据此理解结果来源。为提高反馈的可用性，研究者开始结合人体姿态估计与深度卷积特征进行综合活动识别与质量判断</w:t>
+            </w:r>
+            <w:r>
+              <w:rPr>
+                <w:rFonts w:ascii="Times New Roman" w:hAnsi="Times New Roman" w:eastAsia="宋体"/>
+                <w:sz w:val="24"/>
+                <w:vertAlign w:val="superscript"/>
+              </w:rPr>
+              <w:t>[24]</w:t>
+            </w:r>
+            <w:r>
+              <w:rPr>
+                <w:rFonts w:ascii="Times New Roman" w:hAnsi="Times New Roman" w:eastAsia="宋体"/>
+                <w:sz w:val="24"/>
+              </w:rPr>
+              <w:t>。本课题以规则触发原因作为核心证据：系统保留关键角度、动作阶段、次数和时间戳，并在完成一次有效动作周期后生成训练提示。当关键点不可用、全身未入镜或输入条件不满足时，系统进入“暂不评估”状态而不输出质量结论。该设计强调在受控条件下的可信反馈，而非宣称适用于任意人、任意视角和任意健身动作。</w:t>
             </w:r>
           </w:p>
           <w:p>
@@ -3124,155 +3388,247 @@
                 <w:szCs w:val="21"/>
               </w:rPr>
             </w:pPr>
-            <w:r>
+            <w:r/>
+            <w:r>
+              <w:rPr>
+                <w:rFonts w:ascii="Times New Roman" w:hAnsi="Times New Roman" w:eastAsia="宋体"/>
+                <w:sz w:val="21"/>
+              </w:rPr>
+              <w:t>[1] SONG L, YU G, YUAN J, et al. Human pose estimation and its application to action recognition: A survey[J]. Journal of Visual Communication and Image Representation, 2021, 76: 103055. DOI: 10.1016/j.jvcir.2021.103055.</w:t>
+            </w:r>
+          </w:p>
+          <w:p>
+            <w:pPr>
+              <w:spacing w:line="320" w:lineRule="exact"/>
+              <w:ind w:left="420" w:right="560" w:hangingChars="200" w:hanging="420"/>
               <w:rPr>
                 <w:rFonts w:eastAsiaTheme="minorEastAsia"/>
                 <w:szCs w:val="21"/>
               </w:rPr>
-              <w:t xml:space="preserve">[1] </w:t>
-            </w:r>
-            <w:proofErr w:type="gramStart"/>
-            <w:r>
+            </w:pPr>
+            <w:r/>
+            <w:r>
+              <w:rPr>
+                <w:rFonts w:ascii="Times New Roman" w:hAnsi="Times New Roman" w:eastAsia="宋体"/>
+                <w:sz w:val="21"/>
+              </w:rPr>
+              <w:t>[2] FU H, GAO J, LIU H. Human pose estimation and action recognition for fitness movements[J]. Computers &amp; Graphics, 2023, 116: 418-426. DOI: 10.1016/j.cag.2023.09.008.</w:t>
+            </w:r>
+          </w:p>
+          <w:p>
+            <w:pPr>
+              <w:spacing w:line="320" w:lineRule="exact"/>
+              <w:ind w:left="420" w:right="560" w:hangingChars="200" w:hanging="420"/>
               <w:rPr>
                 <w:rFonts w:eastAsiaTheme="minorEastAsia"/>
                 <w:szCs w:val="21"/>
               </w:rPr>
-              <w:t>吕淑平</w:t>
-            </w:r>
-            <w:r>
+            </w:pPr>
+            <w:r/>
+            <w:r>
+              <w:rPr>
+                <w:rFonts w:ascii="Times New Roman" w:hAnsi="Times New Roman" w:eastAsia="宋体"/>
+                <w:sz w:val="21"/>
+              </w:rPr>
+              <w:t>[3] 张宇, 温光照, 米思娅, 等. 基于深度学习的二维人体姿态估计综述[J]. 软件学报, 2022, 33(11): 4173-4191. DOI: 10.13328/j.cnki.jos.006390.</w:t>
+            </w:r>
+          </w:p>
+          <w:p>
+            <w:pPr>
+              <w:spacing w:line="320" w:lineRule="exact"/>
+              <w:ind w:left="420" w:right="560" w:hangingChars="200" w:hanging="420"/>
               <w:rPr>
                 <w:rFonts w:eastAsiaTheme="minorEastAsia"/>
                 <w:szCs w:val="21"/>
               </w:rPr>
-              <w:t>,</w:t>
-            </w:r>
-            <w:proofErr w:type="gramEnd"/>
-            <w:r>
+            </w:pPr>
+            <w:r/>
+            <w:r>
+              <w:rPr>
+                <w:rFonts w:ascii="Times New Roman" w:hAnsi="Times New Roman" w:eastAsia="宋体"/>
+                <w:sz w:val="21"/>
+              </w:rPr>
+              <w:t>[4] 孙琪翔, 何宁, 张敬尊, 等. 基于非局部高分辨率网络的轻量化人体姿态估计方法[J]. 计算机应用, 2022, 42(5): 1398-1406. DOI: 10.11772/j.issn.1001-9081.2021030512.</w:t>
+            </w:r>
+          </w:p>
+          <w:p>
+            <w:pPr>
+              <w:spacing w:line="320" w:lineRule="exact"/>
+              <w:ind w:left="420" w:right="560" w:hangingChars="200" w:hanging="420"/>
               <w:rPr>
                 <w:rFonts w:eastAsiaTheme="minorEastAsia"/>
                 <w:szCs w:val="21"/>
               </w:rPr>
-              <w:t xml:space="preserve"> </w:t>
-            </w:r>
-            <w:proofErr w:type="gramStart"/>
-            <w:r>
+            </w:pPr>
+            <w:r/>
+            <w:r>
+              <w:rPr>
+                <w:rFonts w:ascii="Times New Roman" w:hAnsi="Times New Roman" w:eastAsia="宋体"/>
+                <w:sz w:val="21"/>
+              </w:rPr>
+              <w:t>[5] 王名赫, 徐望明, 蒋昊坤. 一种改进的轻量级人体姿态估计算法[J]. 液晶与显示, 2023, 38(7): 955-963. DOI: 10.37188/CJLCD.2022-0323.</w:t>
+            </w:r>
+          </w:p>
+          <w:p>
+            <w:pPr>
+              <w:spacing w:line="320" w:lineRule="exact"/>
+              <w:ind w:left="420" w:right="560" w:hangingChars="200" w:hanging="420"/>
               <w:rPr>
                 <w:rFonts w:eastAsiaTheme="minorEastAsia"/>
                 <w:szCs w:val="21"/>
               </w:rPr>
-              <w:t>黄毅</w:t>
-            </w:r>
-            <w:r>
+            </w:pPr>
+            <w:r/>
+            <w:r>
+              <w:rPr>
+                <w:rFonts w:ascii="Times New Roman" w:hAnsi="Times New Roman" w:eastAsia="宋体"/>
+                <w:sz w:val="21"/>
+              </w:rPr>
+              <w:t>[6] 毋宁, 王鹏, 李晓艳, 等. 基于自适应特征感知的轻量化人体姿态估计[J]. 液晶与显示, 2023, 38(8): 1107-1117. DOI: 10.37188/CJLCD.2022-0351.</w:t>
+            </w:r>
+          </w:p>
+          <w:p>
+            <w:pPr>
+              <w:spacing w:line="320" w:lineRule="exact"/>
+              <w:ind w:left="420" w:right="560" w:hangingChars="200" w:hanging="420"/>
               <w:rPr>
                 <w:rFonts w:eastAsiaTheme="minorEastAsia"/>
                 <w:szCs w:val="21"/>
               </w:rPr>
-              <w:t>,</w:t>
-            </w:r>
-            <w:proofErr w:type="gramEnd"/>
-            <w:r>
+            </w:pPr>
+            <w:r/>
+            <w:r>
+              <w:rPr>
+                <w:rFonts w:ascii="Times New Roman" w:hAnsi="Times New Roman" w:eastAsia="宋体"/>
+                <w:sz w:val="21"/>
+              </w:rPr>
+              <w:t>[7] 杨飞宇, 宋展, 肖振中, 等. 对人体姿态估计热图误差的再思考[J]. 计算机应用, 2022, 42(8): 2548-2555. DOI: 10.11772/j.issn.1001-9081.2021050805.</w:t>
+            </w:r>
+          </w:p>
+          <w:p>
+            <w:pPr>
+              <w:spacing w:line="320" w:lineRule="exact"/>
+              <w:ind w:left="420" w:right="560" w:hangingChars="200" w:hanging="420"/>
               <w:rPr>
                 <w:rFonts w:eastAsiaTheme="minorEastAsia"/>
                 <w:szCs w:val="21"/>
               </w:rPr>
-              <w:t xml:space="preserve"> </w:t>
-            </w:r>
-            <w:proofErr w:type="gramStart"/>
-            <w:r>
+            </w:pPr>
+            <w:r/>
+            <w:r>
+              <w:rPr>
+                <w:rFonts w:ascii="Times New Roman" w:hAnsi="Times New Roman" w:eastAsia="宋体"/>
+                <w:sz w:val="21"/>
+              </w:rPr>
+              <w:t>[8] XU Y, ZHANG J, ZHANG Q, et al. ViTPose: Simple vision transformer baselines for human pose estimation[C]//Advances in Neural Information Processing Systems. 2022, 35: 38571-38584.</w:t>
+            </w:r>
+          </w:p>
+          <w:p>
+            <w:pPr>
+              <w:spacing w:line="320" w:lineRule="exact"/>
+              <w:ind w:left="420" w:right="560" w:hangingChars="200" w:hanging="420"/>
               <w:rPr>
                 <w:rFonts w:eastAsiaTheme="minorEastAsia"/>
                 <w:szCs w:val="21"/>
               </w:rPr>
-              <w:t>王莹莹</w:t>
-            </w:r>
-            <w:r>
+            </w:pPr>
+            <w:r/>
+            <w:r>
+              <w:rPr>
+                <w:rFonts w:ascii="Times New Roman" w:hAnsi="Times New Roman" w:eastAsia="宋体"/>
+                <w:sz w:val="21"/>
+              </w:rPr>
+              <w:t>[9] ZHENG C, ZHU S, MENDIETA M, et al. 3D human pose estimation with spatial and temporal transformers[C]//Proceedings of the IEEE/CVF International Conference on Computer Vision. 2021: 11656-11665. DOI: 10.1109/ICCV48922.2021.01145.</w:t>
+            </w:r>
+          </w:p>
+          <w:p>
+            <w:pPr>
+              <w:spacing w:line="320" w:lineRule="exact"/>
+              <w:ind w:left="420" w:right="560" w:hangingChars="200" w:hanging="420"/>
               <w:rPr>
                 <w:rFonts w:eastAsiaTheme="minorEastAsia"/>
                 <w:szCs w:val="21"/>
               </w:rPr>
-              <w:t>.</w:t>
-            </w:r>
-            <w:proofErr w:type="gramEnd"/>
-            <w:r>
+            </w:pPr>
+            <w:r/>
+            <w:r>
+              <w:rPr>
+                <w:rFonts w:ascii="Times New Roman" w:hAnsi="Times New Roman" w:eastAsia="宋体"/>
+                <w:sz w:val="21"/>
+              </w:rPr>
+              <w:t>[10] XING Y, ZHU J. Deep learning-based action recognition with 3D skeleton: A survey[J]. CAAI Transactions on Intelligence Technology, 2021, 6(1): 80-92. DOI: 10.1049/cit2.12014.</w:t>
+            </w:r>
+          </w:p>
+          <w:p>
+            <w:pPr>
+              <w:spacing w:line="320" w:lineRule="exact"/>
+              <w:ind w:left="420" w:right="560" w:hangingChars="200" w:hanging="420"/>
               <w:rPr>
                 <w:rFonts w:eastAsiaTheme="minorEastAsia"/>
                 <w:szCs w:val="21"/>
               </w:rPr>
-              <w:t xml:space="preserve"> </w:t>
-            </w:r>
-            <w:r>
+            </w:pPr>
+            <w:r/>
+            <w:r>
+              <w:rPr>
+                <w:rFonts w:ascii="Times New Roman" w:hAnsi="Times New Roman" w:eastAsia="宋体"/>
+                <w:sz w:val="21"/>
+              </w:rPr>
+              <w:t>[11] 李扬志, 袁家政, 刘宏哲. 基于时空注意力图卷积网络模型的人体骨架动作识别算法[J]. 计算机应用, 2021, 41(7): 1915-1921. DOI: 10.11772/j.issn.1001-9081.2020091515.</w:t>
+            </w:r>
+          </w:p>
+          <w:p>
+            <w:pPr>
+              <w:spacing w:line="320" w:lineRule="exact"/>
+              <w:ind w:left="420" w:right="560" w:hangingChars="200" w:hanging="420"/>
               <w:rPr>
                 <w:rFonts w:eastAsiaTheme="minorEastAsia"/>
                 <w:szCs w:val="21"/>
               </w:rPr>
-              <w:t>基于</w:t>
-            </w:r>
-            <w:r>
+            </w:pPr>
+            <w:r/>
+            <w:r>
+              <w:rPr>
+                <w:rFonts w:ascii="Times New Roman" w:hAnsi="Times New Roman" w:eastAsia="宋体"/>
+                <w:sz w:val="21"/>
+              </w:rPr>
+              <w:t>[12] 吕淑平, 黄毅, 王莹莹. 基于C3D卷积神经网络人体动作识别方法改进[J]. 实验技术与管理, 2021, 38(10): 168-171, 176. DOI: 10.16791/j.cnki.sjg.2021.10.031.</w:t>
+            </w:r>
+          </w:p>
+          <w:p>
+            <w:pPr>
+              <w:spacing w:line="320" w:lineRule="exact"/>
+              <w:ind w:left="420" w:right="560" w:hangingChars="200" w:hanging="420"/>
               <w:rPr>
                 <w:rFonts w:eastAsiaTheme="minorEastAsia"/>
                 <w:szCs w:val="21"/>
               </w:rPr>
-              <w:t>C3D</w:t>
-            </w:r>
-            <w:r>
+            </w:pPr>
+            <w:r/>
+            <w:r>
+              <w:rPr>
+                <w:rFonts w:ascii="Times New Roman" w:hAnsi="Times New Roman" w:eastAsia="宋体"/>
+                <w:sz w:val="21"/>
+              </w:rPr>
+              <w:t>[13] 蒋韦晔, 刘成明. 基于深度图的人体动作分类自适应算法[J]. 郑州大学学报(理学版), 2021, 53(1): 16-21. DOI: 10.13705/j.issn.1671-6841.2019584.</w:t>
+            </w:r>
+          </w:p>
+          <w:p>
+            <w:pPr>
+              <w:spacing w:line="320" w:lineRule="exact"/>
+              <w:ind w:left="420" w:right="560" w:hangingChars="200" w:hanging="420"/>
               <w:rPr>
                 <w:rFonts w:eastAsiaTheme="minorEastAsia"/>
                 <w:szCs w:val="21"/>
               </w:rPr>
-              <w:t>卷积神经网络人体动作识别方法改进</w:t>
-            </w:r>
-            <w:r>
-              <w:rPr>
-                <w:rFonts w:eastAsiaTheme="minorEastAsia"/>
-                <w:szCs w:val="21"/>
-              </w:rPr>
-              <w:t xml:space="preserve">[J]. </w:t>
-            </w:r>
-            <w:r>
-              <w:rPr>
-                <w:rFonts w:eastAsiaTheme="minorEastAsia"/>
-                <w:szCs w:val="21"/>
-              </w:rPr>
-              <w:t>实验技术与</w:t>
-            </w:r>
-            <w:proofErr w:type="gramStart"/>
-            <w:r>
-              <w:rPr>
-                <w:rFonts w:eastAsiaTheme="minorEastAsia"/>
-                <w:szCs w:val="21"/>
-              </w:rPr>
-              <w:t>管理</w:t>
-            </w:r>
-            <w:r>
-              <w:rPr>
-                <w:rFonts w:eastAsiaTheme="minorEastAsia"/>
-                <w:szCs w:val="21"/>
-              </w:rPr>
-              <w:t>,</w:t>
-            </w:r>
-            <w:proofErr w:type="gramEnd"/>
-            <w:r>
-              <w:rPr>
-                <w:rFonts w:eastAsiaTheme="minorEastAsia"/>
-                <w:szCs w:val="21"/>
-              </w:rPr>
-              <w:t xml:space="preserve"> 2021, 38</w:t>
-            </w:r>
-            <w:proofErr w:type="gramStart"/>
-            <w:r>
-              <w:rPr>
-                <w:rFonts w:eastAsiaTheme="minorEastAsia"/>
-                <w:szCs w:val="21"/>
-              </w:rPr>
-              <w:t>(10)</w:t>
-            </w:r>
-            <w:proofErr w:type="gramEnd"/>
-            <w:r>
-              <w:rPr>
-                <w:rFonts w:eastAsiaTheme="minorEastAsia"/>
-                <w:szCs w:val="21"/>
-              </w:rPr>
-              <w:t>: 168-171, 176. DOI: 10.16791/j.cnki.sjg.2021.10.031.</w:t>
+            </w:pPr>
+            <w:r/>
+            <w:r>
+              <w:rPr>
+                <w:rFonts w:ascii="Times New Roman" w:hAnsi="Times New Roman" w:eastAsia="宋体"/>
+                <w:sz w:val="21"/>
+              </w:rPr>
+              <w:t>[14] 李豆豆, 李汪根, 夏义春, 等. 基于特征交互与自适应融合的骨骼动作识别[J]. 计算机应用, 2023, 43(8): 2581-2587. DOI: 10.11772/j.issn.1001-9081.2022071105.</w:t>
             </w:r>
           </w:p>
           <w:p>
@@ -3280,1888 +3636,17 @@
               <w:spacing w:line="320" w:lineRule="exact"/>
               <w:ind w:left="420" w:right="560" w:hangingChars="200" w:hanging="420"/>
               <w:rPr>
-                <w:rFonts w:eastAsiaTheme="minorEastAsia"/>
-                <w:szCs w:val="21"/>
-              </w:rPr>
-            </w:pPr>
-            <w:r>
-              <w:rPr>
-                <w:rFonts w:eastAsiaTheme="minorEastAsia"/>
-                <w:szCs w:val="21"/>
-              </w:rPr>
-              <w:t xml:space="preserve">[2] </w:t>
-            </w:r>
-            <w:r>
-              <w:rPr>
-                <w:rFonts w:eastAsiaTheme="minorEastAsia"/>
-                <w:szCs w:val="21"/>
-              </w:rPr>
-              <w:t>蒋韦</w:t>
-            </w:r>
-            <w:proofErr w:type="gramStart"/>
-            <w:r>
-              <w:rPr>
-                <w:rFonts w:eastAsiaTheme="minorEastAsia"/>
-                <w:szCs w:val="21"/>
-              </w:rPr>
-              <w:t>晔</w:t>
-            </w:r>
-            <w:r>
-              <w:rPr>
-                <w:rFonts w:eastAsiaTheme="minorEastAsia"/>
-                <w:szCs w:val="21"/>
-              </w:rPr>
-              <w:t>,</w:t>
-            </w:r>
-            <w:proofErr w:type="gramEnd"/>
-            <w:r>
-              <w:rPr>
-                <w:rFonts w:eastAsiaTheme="minorEastAsia"/>
-                <w:szCs w:val="21"/>
-              </w:rPr>
-              <w:t xml:space="preserve"> </w:t>
-            </w:r>
-            <w:proofErr w:type="gramStart"/>
-            <w:r>
-              <w:rPr>
-                <w:rFonts w:eastAsiaTheme="minorEastAsia"/>
-                <w:szCs w:val="21"/>
-              </w:rPr>
-              <w:t>刘成明</w:t>
-            </w:r>
-            <w:r>
-              <w:rPr>
-                <w:rFonts w:eastAsiaTheme="minorEastAsia"/>
-                <w:szCs w:val="21"/>
-              </w:rPr>
-              <w:t>.</w:t>
-            </w:r>
-            <w:proofErr w:type="gramEnd"/>
-            <w:r>
-              <w:rPr>
-                <w:rFonts w:eastAsiaTheme="minorEastAsia"/>
-                <w:szCs w:val="21"/>
-              </w:rPr>
-              <w:t xml:space="preserve"> </w:t>
-            </w:r>
-            <w:r>
-              <w:rPr>
-                <w:rFonts w:eastAsiaTheme="minorEastAsia"/>
-                <w:szCs w:val="21"/>
-              </w:rPr>
-              <w:t>基于深度图的人体动作分类自适应算法</w:t>
-            </w:r>
-            <w:r>
-              <w:rPr>
-                <w:rFonts w:eastAsiaTheme="minorEastAsia"/>
-                <w:szCs w:val="21"/>
-              </w:rPr>
-              <w:t xml:space="preserve">[J]. </w:t>
-            </w:r>
-            <w:r>
-              <w:rPr>
-                <w:rFonts w:eastAsiaTheme="minorEastAsia"/>
-                <w:szCs w:val="21"/>
-              </w:rPr>
-              <w:t>郑州大学学报</w:t>
-            </w:r>
-            <w:proofErr w:type="gramStart"/>
-            <w:r>
-              <w:rPr>
-                <w:rFonts w:eastAsiaTheme="minorEastAsia"/>
-                <w:szCs w:val="21"/>
-              </w:rPr>
-              <w:t>(</w:t>
-            </w:r>
-            <w:r>
-              <w:rPr>
-                <w:rFonts w:eastAsiaTheme="minorEastAsia"/>
-                <w:szCs w:val="21"/>
-              </w:rPr>
-              <w:t>理学版</w:t>
-            </w:r>
-            <w:r>
-              <w:rPr>
-                <w:rFonts w:eastAsiaTheme="minorEastAsia"/>
-                <w:szCs w:val="21"/>
-              </w:rPr>
-              <w:t>)</w:t>
-            </w:r>
-            <w:proofErr w:type="gramEnd"/>
-            <w:r>
-              <w:rPr>
-                <w:rFonts w:eastAsiaTheme="minorEastAsia"/>
-                <w:szCs w:val="21"/>
-              </w:rPr>
-              <w:t>, 2021, 53</w:t>
-            </w:r>
-            <w:proofErr w:type="gramStart"/>
-            <w:r>
-              <w:rPr>
-                <w:rFonts w:eastAsiaTheme="minorEastAsia"/>
-                <w:szCs w:val="21"/>
-              </w:rPr>
-              <w:t>(1)</w:t>
-            </w:r>
-            <w:proofErr w:type="gramEnd"/>
-            <w:r>
-              <w:rPr>
-                <w:rFonts w:eastAsiaTheme="minorEastAsia"/>
-                <w:szCs w:val="21"/>
-              </w:rPr>
-              <w:t>: 16-21. DOI: 10.13705/j.issn.1671-6841.2019584.</w:t>
-            </w:r>
-          </w:p>
-          <w:p>
-            <w:pPr>
-              <w:spacing w:line="320" w:lineRule="exact"/>
-              <w:ind w:left="420" w:right="560" w:hangingChars="200" w:hanging="420"/>
-              <w:rPr>
-                <w:rFonts w:eastAsiaTheme="minorEastAsia"/>
-                <w:szCs w:val="21"/>
-              </w:rPr>
-            </w:pPr>
-            <w:r>
-              <w:rPr>
-                <w:rFonts w:eastAsiaTheme="minorEastAsia"/>
-                <w:szCs w:val="21"/>
-              </w:rPr>
-              <w:t xml:space="preserve">[3] </w:t>
-            </w:r>
-            <w:proofErr w:type="gramStart"/>
-            <w:r>
-              <w:rPr>
-                <w:rFonts w:eastAsiaTheme="minorEastAsia"/>
-                <w:szCs w:val="21"/>
-              </w:rPr>
-              <w:t>李扬志</w:t>
-            </w:r>
-            <w:r>
-              <w:rPr>
-                <w:rFonts w:eastAsiaTheme="minorEastAsia"/>
-                <w:szCs w:val="21"/>
-              </w:rPr>
-              <w:t>,</w:t>
-            </w:r>
-            <w:proofErr w:type="gramEnd"/>
-            <w:r>
-              <w:rPr>
-                <w:rFonts w:eastAsiaTheme="minorEastAsia"/>
-                <w:szCs w:val="21"/>
-              </w:rPr>
-              <w:t xml:space="preserve"> </w:t>
-            </w:r>
-            <w:r>
-              <w:rPr>
-                <w:rFonts w:eastAsiaTheme="minorEastAsia"/>
-                <w:szCs w:val="21"/>
-              </w:rPr>
-              <w:t>袁</w:t>
-            </w:r>
-            <w:proofErr w:type="gramStart"/>
-            <w:r>
-              <w:rPr>
-                <w:rFonts w:eastAsiaTheme="minorEastAsia"/>
-                <w:szCs w:val="21"/>
-              </w:rPr>
-              <w:t>家政</w:t>
-            </w:r>
-            <w:r>
-              <w:rPr>
-                <w:rFonts w:eastAsiaTheme="minorEastAsia"/>
-                <w:szCs w:val="21"/>
-              </w:rPr>
-              <w:t>,</w:t>
-            </w:r>
-            <w:proofErr w:type="gramEnd"/>
-            <w:r>
-              <w:rPr>
-                <w:rFonts w:eastAsiaTheme="minorEastAsia"/>
-                <w:szCs w:val="21"/>
-              </w:rPr>
-              <w:t xml:space="preserve"> </w:t>
-            </w:r>
-            <w:proofErr w:type="gramStart"/>
-            <w:r>
-              <w:rPr>
-                <w:rFonts w:eastAsiaTheme="minorEastAsia"/>
-                <w:szCs w:val="21"/>
-              </w:rPr>
-              <w:t>刘宏哲</w:t>
-            </w:r>
-            <w:r>
-              <w:rPr>
-                <w:rFonts w:eastAsiaTheme="minorEastAsia"/>
-                <w:szCs w:val="21"/>
-              </w:rPr>
-              <w:t>.</w:t>
-            </w:r>
-            <w:proofErr w:type="gramEnd"/>
-            <w:r>
-              <w:rPr>
-                <w:rFonts w:eastAsiaTheme="minorEastAsia"/>
-                <w:szCs w:val="21"/>
-              </w:rPr>
-              <w:t xml:space="preserve"> </w:t>
-            </w:r>
-            <w:r>
-              <w:rPr>
-                <w:rFonts w:eastAsiaTheme="minorEastAsia"/>
-                <w:szCs w:val="21"/>
-              </w:rPr>
-              <w:t>基于时空注意力图卷积网络模型的人体骨架动作识别算法</w:t>
-            </w:r>
-            <w:r>
-              <w:rPr>
-                <w:rFonts w:eastAsiaTheme="minorEastAsia"/>
-                <w:szCs w:val="21"/>
-              </w:rPr>
-              <w:t xml:space="preserve">[J]. </w:t>
-            </w:r>
-            <w:r>
-              <w:rPr>
-                <w:rFonts w:eastAsiaTheme="minorEastAsia"/>
-                <w:szCs w:val="21"/>
-              </w:rPr>
-              <w:t>计算机</w:t>
-            </w:r>
-            <w:proofErr w:type="gramStart"/>
-            <w:r>
-              <w:rPr>
-                <w:rFonts w:eastAsiaTheme="minorEastAsia"/>
-                <w:szCs w:val="21"/>
-              </w:rPr>
-              <w:t>应用</w:t>
-            </w:r>
-            <w:r>
-              <w:rPr>
-                <w:rFonts w:eastAsiaTheme="minorEastAsia"/>
-                <w:szCs w:val="21"/>
-              </w:rPr>
-              <w:t>,</w:t>
-            </w:r>
-            <w:proofErr w:type="gramEnd"/>
-            <w:r>
-              <w:rPr>
-                <w:rFonts w:eastAsiaTheme="minorEastAsia"/>
-                <w:szCs w:val="21"/>
-              </w:rPr>
-              <w:t xml:space="preserve"> 2021, 41</w:t>
-            </w:r>
-            <w:proofErr w:type="gramStart"/>
-            <w:r>
-              <w:rPr>
-                <w:rFonts w:eastAsiaTheme="minorEastAsia"/>
-                <w:szCs w:val="21"/>
-              </w:rPr>
-              <w:t>(7)</w:t>
-            </w:r>
-            <w:proofErr w:type="gramEnd"/>
-            <w:r>
-              <w:rPr>
-                <w:rFonts w:eastAsiaTheme="minorEastAsia"/>
-                <w:szCs w:val="21"/>
-              </w:rPr>
-              <w:t>: 1915-1921. DOI: 10.11772/j.issn.1001-9081.2020091515.</w:t>
-            </w:r>
-          </w:p>
-          <w:p>
-            <w:pPr>
-              <w:spacing w:line="320" w:lineRule="exact"/>
-              <w:ind w:left="420" w:right="560" w:hangingChars="200" w:hanging="420"/>
-              <w:rPr>
-                <w:rFonts w:eastAsiaTheme="minorEastAsia"/>
-                <w:szCs w:val="21"/>
-              </w:rPr>
-            </w:pPr>
-            <w:r>
-              <w:rPr>
-                <w:rFonts w:eastAsiaTheme="minorEastAsia"/>
-                <w:szCs w:val="21"/>
-              </w:rPr>
-              <w:t xml:space="preserve">[4] </w:t>
-            </w:r>
-            <w:proofErr w:type="gramStart"/>
-            <w:r>
-              <w:rPr>
-                <w:rFonts w:eastAsiaTheme="minorEastAsia"/>
-                <w:szCs w:val="21"/>
-              </w:rPr>
-              <w:t>张宇</w:t>
-            </w:r>
-            <w:r>
-              <w:rPr>
-                <w:rFonts w:eastAsiaTheme="minorEastAsia"/>
-                <w:szCs w:val="21"/>
-              </w:rPr>
-              <w:t>,</w:t>
-            </w:r>
-            <w:proofErr w:type="gramEnd"/>
-            <w:r>
-              <w:rPr>
-                <w:rFonts w:eastAsiaTheme="minorEastAsia"/>
-                <w:szCs w:val="21"/>
-              </w:rPr>
-              <w:t xml:space="preserve"> </w:t>
-            </w:r>
-            <w:r>
-              <w:rPr>
-                <w:rFonts w:eastAsiaTheme="minorEastAsia"/>
-                <w:szCs w:val="21"/>
-              </w:rPr>
-              <w:t>温</w:t>
-            </w:r>
-            <w:proofErr w:type="gramStart"/>
-            <w:r>
-              <w:rPr>
-                <w:rFonts w:eastAsiaTheme="minorEastAsia"/>
-                <w:szCs w:val="21"/>
-              </w:rPr>
-              <w:t>光照</w:t>
-            </w:r>
-            <w:r>
-              <w:rPr>
-                <w:rFonts w:eastAsiaTheme="minorEastAsia"/>
-                <w:szCs w:val="21"/>
-              </w:rPr>
-              <w:t>,</w:t>
-            </w:r>
-            <w:proofErr w:type="gramEnd"/>
-            <w:r>
-              <w:rPr>
-                <w:rFonts w:eastAsiaTheme="minorEastAsia"/>
-                <w:szCs w:val="21"/>
-              </w:rPr>
-              <w:t xml:space="preserve"> </w:t>
-            </w:r>
-            <w:r>
-              <w:rPr>
-                <w:rFonts w:eastAsiaTheme="minorEastAsia"/>
-                <w:szCs w:val="21"/>
-              </w:rPr>
-              <w:t>米思</w:t>
-            </w:r>
-            <w:proofErr w:type="gramStart"/>
-            <w:r>
-              <w:rPr>
-                <w:rFonts w:eastAsiaTheme="minorEastAsia"/>
-                <w:szCs w:val="21"/>
-              </w:rPr>
-              <w:t>娅</w:t>
-            </w:r>
-            <w:r>
-              <w:rPr>
-                <w:rFonts w:eastAsiaTheme="minorEastAsia"/>
-                <w:szCs w:val="21"/>
-              </w:rPr>
-              <w:t>,</w:t>
-            </w:r>
-            <w:proofErr w:type="gramEnd"/>
-            <w:r>
-              <w:rPr>
-                <w:rFonts w:eastAsiaTheme="minorEastAsia"/>
-                <w:szCs w:val="21"/>
-              </w:rPr>
-              <w:t xml:space="preserve"> </w:t>
-            </w:r>
-            <w:proofErr w:type="gramStart"/>
-            <w:r>
-              <w:rPr>
-                <w:rFonts w:eastAsiaTheme="minorEastAsia"/>
-                <w:szCs w:val="21"/>
-              </w:rPr>
-              <w:t>等</w:t>
-            </w:r>
-            <w:r>
-              <w:rPr>
-                <w:rFonts w:eastAsiaTheme="minorEastAsia"/>
-                <w:szCs w:val="21"/>
-              </w:rPr>
-              <w:t>.</w:t>
-            </w:r>
-            <w:proofErr w:type="gramEnd"/>
-            <w:r>
-              <w:rPr>
-                <w:rFonts w:eastAsiaTheme="minorEastAsia"/>
-                <w:szCs w:val="21"/>
-              </w:rPr>
-              <w:t xml:space="preserve"> </w:t>
-            </w:r>
-            <w:r>
-              <w:rPr>
-                <w:rFonts w:eastAsiaTheme="minorEastAsia"/>
-                <w:szCs w:val="21"/>
-              </w:rPr>
-              <w:t>基于深度学习的二维人体姿态估计综述</w:t>
-            </w:r>
-            <w:r>
-              <w:rPr>
-                <w:rFonts w:eastAsiaTheme="minorEastAsia"/>
-                <w:szCs w:val="21"/>
-              </w:rPr>
-              <w:t xml:space="preserve">[J]. </w:t>
-            </w:r>
-            <w:r>
-              <w:rPr>
-                <w:rFonts w:eastAsiaTheme="minorEastAsia"/>
-                <w:szCs w:val="21"/>
-              </w:rPr>
-              <w:t>软件</w:t>
-            </w:r>
-            <w:proofErr w:type="gramStart"/>
-            <w:r>
-              <w:rPr>
-                <w:rFonts w:eastAsiaTheme="minorEastAsia"/>
-                <w:szCs w:val="21"/>
-              </w:rPr>
-              <w:t>学报</w:t>
-            </w:r>
-            <w:r>
-              <w:rPr>
-                <w:rFonts w:eastAsiaTheme="minorEastAsia"/>
-                <w:szCs w:val="21"/>
-              </w:rPr>
-              <w:t>,</w:t>
-            </w:r>
-            <w:proofErr w:type="gramEnd"/>
-            <w:r>
-              <w:rPr>
-                <w:rFonts w:eastAsiaTheme="minorEastAsia"/>
-                <w:szCs w:val="21"/>
-              </w:rPr>
-              <w:t xml:space="preserve"> 2022, 33</w:t>
-            </w:r>
-            <w:proofErr w:type="gramStart"/>
-            <w:r>
-              <w:rPr>
-                <w:rFonts w:eastAsiaTheme="minorEastAsia"/>
-                <w:szCs w:val="21"/>
-              </w:rPr>
-              <w:t>(11)</w:t>
-            </w:r>
-            <w:proofErr w:type="gramEnd"/>
-            <w:r>
-              <w:rPr>
-                <w:rFonts w:eastAsiaTheme="minorEastAsia"/>
-                <w:szCs w:val="21"/>
-              </w:rPr>
-              <w:t>: 4173-4191. DOI: 10.13328/j.cnki.jos.006390.</w:t>
-            </w:r>
-          </w:p>
-          <w:p>
-            <w:pPr>
-              <w:spacing w:line="320" w:lineRule="exact"/>
-              <w:ind w:left="420" w:right="560" w:hangingChars="200" w:hanging="420"/>
-              <w:rPr>
-                <w:rFonts w:eastAsiaTheme="minorEastAsia"/>
-                <w:szCs w:val="21"/>
-              </w:rPr>
-            </w:pPr>
-            <w:r>
-              <w:rPr>
-                <w:rFonts w:eastAsiaTheme="minorEastAsia"/>
-                <w:szCs w:val="21"/>
-              </w:rPr>
-              <w:t xml:space="preserve">[5] </w:t>
-            </w:r>
-            <w:proofErr w:type="gramStart"/>
-            <w:r>
-              <w:rPr>
-                <w:rFonts w:eastAsiaTheme="minorEastAsia"/>
-                <w:szCs w:val="21"/>
-              </w:rPr>
-              <w:t>孙琪翔</w:t>
-            </w:r>
-            <w:r>
-              <w:rPr>
-                <w:rFonts w:eastAsiaTheme="minorEastAsia"/>
-                <w:szCs w:val="21"/>
-              </w:rPr>
-              <w:t>,</w:t>
-            </w:r>
-            <w:proofErr w:type="gramEnd"/>
-            <w:r>
-              <w:rPr>
-                <w:rFonts w:eastAsiaTheme="minorEastAsia"/>
-                <w:szCs w:val="21"/>
-              </w:rPr>
-              <w:t xml:space="preserve"> </w:t>
-            </w:r>
-            <w:proofErr w:type="gramStart"/>
-            <w:r>
-              <w:rPr>
-                <w:rFonts w:eastAsiaTheme="minorEastAsia"/>
-                <w:szCs w:val="21"/>
-              </w:rPr>
-              <w:t>何宁</w:t>
-            </w:r>
-            <w:r>
-              <w:rPr>
-                <w:rFonts w:eastAsiaTheme="minorEastAsia"/>
-                <w:szCs w:val="21"/>
-              </w:rPr>
-              <w:t>,</w:t>
-            </w:r>
-            <w:proofErr w:type="gramEnd"/>
-            <w:r>
-              <w:rPr>
-                <w:rFonts w:eastAsiaTheme="minorEastAsia"/>
-                <w:szCs w:val="21"/>
-              </w:rPr>
-              <w:t xml:space="preserve"> </w:t>
-            </w:r>
-            <w:proofErr w:type="gramStart"/>
-            <w:r>
-              <w:rPr>
-                <w:rFonts w:eastAsiaTheme="minorEastAsia"/>
-                <w:szCs w:val="21"/>
-              </w:rPr>
-              <w:t>张敬尊</w:t>
-            </w:r>
-            <w:r>
-              <w:rPr>
-                <w:rFonts w:eastAsiaTheme="minorEastAsia"/>
-                <w:szCs w:val="21"/>
-              </w:rPr>
-              <w:t>,</w:t>
-            </w:r>
-            <w:proofErr w:type="gramEnd"/>
-            <w:r>
-              <w:rPr>
-                <w:rFonts w:eastAsiaTheme="minorEastAsia"/>
-                <w:szCs w:val="21"/>
-              </w:rPr>
-              <w:t xml:space="preserve"> </w:t>
-            </w:r>
-            <w:proofErr w:type="gramStart"/>
-            <w:r>
-              <w:rPr>
-                <w:rFonts w:eastAsiaTheme="minorEastAsia"/>
-                <w:szCs w:val="21"/>
-              </w:rPr>
-              <w:t>等</w:t>
-            </w:r>
-            <w:r>
-              <w:rPr>
-                <w:rFonts w:eastAsiaTheme="minorEastAsia"/>
-                <w:szCs w:val="21"/>
-              </w:rPr>
-              <w:t>.</w:t>
-            </w:r>
-            <w:proofErr w:type="gramEnd"/>
-            <w:r>
-              <w:rPr>
-                <w:rFonts w:eastAsiaTheme="minorEastAsia"/>
-                <w:szCs w:val="21"/>
-              </w:rPr>
-              <w:t xml:space="preserve"> </w:t>
-            </w:r>
-            <w:r>
-              <w:rPr>
-                <w:rFonts w:eastAsiaTheme="minorEastAsia"/>
-                <w:szCs w:val="21"/>
-              </w:rPr>
-              <w:t>基于非局部高分辨率网络的轻量化人体姿态估计方法</w:t>
-            </w:r>
-            <w:r>
-              <w:rPr>
-                <w:rFonts w:eastAsiaTheme="minorEastAsia"/>
-                <w:szCs w:val="21"/>
-              </w:rPr>
-              <w:t xml:space="preserve">[J]. </w:t>
-            </w:r>
-            <w:r>
-              <w:rPr>
-                <w:rFonts w:eastAsiaTheme="minorEastAsia"/>
-                <w:szCs w:val="21"/>
-              </w:rPr>
-              <w:t>计算机</w:t>
-            </w:r>
-            <w:proofErr w:type="gramStart"/>
-            <w:r>
-              <w:rPr>
-                <w:rFonts w:eastAsiaTheme="minorEastAsia"/>
-                <w:szCs w:val="21"/>
-              </w:rPr>
-              <w:t>应用</w:t>
-            </w:r>
-            <w:r>
-              <w:rPr>
-                <w:rFonts w:eastAsiaTheme="minorEastAsia"/>
-                <w:szCs w:val="21"/>
-              </w:rPr>
-              <w:t>,</w:t>
-            </w:r>
-            <w:proofErr w:type="gramEnd"/>
-            <w:r>
-              <w:rPr>
-                <w:rFonts w:eastAsiaTheme="minorEastAsia"/>
-                <w:szCs w:val="21"/>
-              </w:rPr>
-              <w:t xml:space="preserve"> 2022, 42</w:t>
-            </w:r>
-            <w:proofErr w:type="gramStart"/>
-            <w:r>
-              <w:rPr>
-                <w:rFonts w:eastAsiaTheme="minorEastAsia"/>
-                <w:szCs w:val="21"/>
-              </w:rPr>
-              <w:t>(5)</w:t>
-            </w:r>
-            <w:proofErr w:type="gramEnd"/>
-            <w:r>
-              <w:rPr>
-                <w:rFonts w:eastAsiaTheme="minorEastAsia"/>
-                <w:szCs w:val="21"/>
-              </w:rPr>
-              <w:t>: 1398-1406. DOI: 10.11772/j.issn.1001-9081.2021030512.</w:t>
-            </w:r>
-          </w:p>
-          <w:p>
-            <w:pPr>
-              <w:spacing w:line="320" w:lineRule="exact"/>
-              <w:ind w:left="420" w:right="560" w:hangingChars="200" w:hanging="420"/>
-              <w:rPr>
-                <w:rFonts w:eastAsiaTheme="minorEastAsia"/>
-                <w:szCs w:val="21"/>
-              </w:rPr>
-            </w:pPr>
-            <w:r>
-              <w:rPr>
-                <w:rFonts w:eastAsiaTheme="minorEastAsia"/>
-                <w:szCs w:val="21"/>
-              </w:rPr>
-              <w:t xml:space="preserve">[6] </w:t>
-            </w:r>
-            <w:proofErr w:type="gramStart"/>
-            <w:r>
-              <w:rPr>
-                <w:rFonts w:eastAsiaTheme="minorEastAsia"/>
-                <w:szCs w:val="21"/>
-              </w:rPr>
-              <w:t>杨飞宇</w:t>
-            </w:r>
-            <w:r>
-              <w:rPr>
-                <w:rFonts w:eastAsiaTheme="minorEastAsia"/>
-                <w:szCs w:val="21"/>
-              </w:rPr>
-              <w:t>,</w:t>
-            </w:r>
-            <w:proofErr w:type="gramEnd"/>
-            <w:r>
-              <w:rPr>
-                <w:rFonts w:eastAsiaTheme="minorEastAsia"/>
-                <w:szCs w:val="21"/>
-              </w:rPr>
-              <w:t xml:space="preserve"> </w:t>
-            </w:r>
-            <w:proofErr w:type="gramStart"/>
-            <w:r>
-              <w:rPr>
-                <w:rFonts w:eastAsiaTheme="minorEastAsia"/>
-                <w:szCs w:val="21"/>
-              </w:rPr>
-              <w:t>宋展</w:t>
-            </w:r>
-            <w:r>
-              <w:rPr>
-                <w:rFonts w:eastAsiaTheme="minorEastAsia"/>
-                <w:szCs w:val="21"/>
-              </w:rPr>
-              <w:t>,</w:t>
-            </w:r>
-            <w:proofErr w:type="gramEnd"/>
-            <w:r>
-              <w:rPr>
-                <w:rFonts w:eastAsiaTheme="minorEastAsia"/>
-                <w:szCs w:val="21"/>
-              </w:rPr>
-              <w:t xml:space="preserve"> </w:t>
-            </w:r>
-            <w:proofErr w:type="gramStart"/>
-            <w:r>
-              <w:rPr>
-                <w:rFonts w:eastAsiaTheme="minorEastAsia"/>
-                <w:szCs w:val="21"/>
-              </w:rPr>
-              <w:t>肖振中</w:t>
-            </w:r>
-            <w:r>
-              <w:rPr>
-                <w:rFonts w:eastAsiaTheme="minorEastAsia"/>
-                <w:szCs w:val="21"/>
-              </w:rPr>
-              <w:t>,</w:t>
-            </w:r>
-            <w:proofErr w:type="gramEnd"/>
-            <w:r>
-              <w:rPr>
-                <w:rFonts w:eastAsiaTheme="minorEastAsia"/>
-                <w:szCs w:val="21"/>
-              </w:rPr>
-              <w:t xml:space="preserve"> </w:t>
-            </w:r>
-            <w:proofErr w:type="gramStart"/>
-            <w:r>
-              <w:rPr>
-                <w:rFonts w:eastAsiaTheme="minorEastAsia"/>
-                <w:szCs w:val="21"/>
-              </w:rPr>
-              <w:t>等</w:t>
-            </w:r>
-            <w:r>
-              <w:rPr>
-                <w:rFonts w:eastAsiaTheme="minorEastAsia"/>
-                <w:szCs w:val="21"/>
-              </w:rPr>
-              <w:t>.</w:t>
-            </w:r>
-            <w:proofErr w:type="gramEnd"/>
-            <w:r>
-              <w:rPr>
-                <w:rFonts w:eastAsiaTheme="minorEastAsia"/>
-                <w:szCs w:val="21"/>
-              </w:rPr>
-              <w:t xml:space="preserve"> </w:t>
-            </w:r>
-            <w:r>
-              <w:rPr>
-                <w:rFonts w:eastAsiaTheme="minorEastAsia"/>
-                <w:szCs w:val="21"/>
-              </w:rPr>
-              <w:t>对人体姿态估计热图误差的再思考</w:t>
-            </w:r>
-            <w:r>
-              <w:rPr>
-                <w:rFonts w:eastAsiaTheme="minorEastAsia"/>
-                <w:szCs w:val="21"/>
-              </w:rPr>
-              <w:t xml:space="preserve">[J]. </w:t>
-            </w:r>
-            <w:r>
-              <w:rPr>
-                <w:rFonts w:eastAsiaTheme="minorEastAsia"/>
-                <w:szCs w:val="21"/>
-              </w:rPr>
-              <w:t>计算机</w:t>
-            </w:r>
-            <w:proofErr w:type="gramStart"/>
-            <w:r>
-              <w:rPr>
-                <w:rFonts w:eastAsiaTheme="minorEastAsia"/>
-                <w:szCs w:val="21"/>
-              </w:rPr>
-              <w:t>应用</w:t>
-            </w:r>
-            <w:r>
-              <w:rPr>
-                <w:rFonts w:eastAsiaTheme="minorEastAsia"/>
-                <w:szCs w:val="21"/>
-              </w:rPr>
-              <w:t>,</w:t>
-            </w:r>
-            <w:proofErr w:type="gramEnd"/>
-            <w:r>
-              <w:rPr>
-                <w:rFonts w:eastAsiaTheme="minorEastAsia"/>
-                <w:szCs w:val="21"/>
-              </w:rPr>
-              <w:t xml:space="preserve"> 2022, 42</w:t>
-            </w:r>
-            <w:proofErr w:type="gramStart"/>
-            <w:r>
-              <w:rPr>
-                <w:rFonts w:eastAsiaTheme="minorEastAsia"/>
-                <w:szCs w:val="21"/>
-              </w:rPr>
-              <w:t>(8)</w:t>
-            </w:r>
-            <w:proofErr w:type="gramEnd"/>
-            <w:r>
-              <w:rPr>
-                <w:rFonts w:eastAsiaTheme="minorEastAsia"/>
-                <w:szCs w:val="21"/>
-              </w:rPr>
-              <w:t>: 2548-2555. DOI: 10.11772/j.issn.1001-9081.2021050805.</w:t>
-            </w:r>
-          </w:p>
-          <w:p>
-            <w:pPr>
-              <w:spacing w:line="320" w:lineRule="exact"/>
-              <w:ind w:left="420" w:right="560" w:hangingChars="200" w:hanging="420"/>
-              <w:rPr>
-                <w:rFonts w:eastAsiaTheme="minorEastAsia"/>
-                <w:szCs w:val="21"/>
-              </w:rPr>
-            </w:pPr>
-            <w:r>
-              <w:rPr>
-                <w:rFonts w:eastAsiaTheme="minorEastAsia"/>
-                <w:szCs w:val="21"/>
-              </w:rPr>
-              <w:t xml:space="preserve">[7] </w:t>
-            </w:r>
-            <w:proofErr w:type="gramStart"/>
-            <w:r>
-              <w:rPr>
-                <w:rFonts w:eastAsiaTheme="minorEastAsia"/>
-                <w:szCs w:val="21"/>
-              </w:rPr>
-              <w:t>蔡敏敏</w:t>
-            </w:r>
-            <w:r>
-              <w:rPr>
-                <w:rFonts w:eastAsiaTheme="minorEastAsia"/>
-                <w:szCs w:val="21"/>
-              </w:rPr>
-              <w:t>,</w:t>
-            </w:r>
-            <w:proofErr w:type="gramEnd"/>
-            <w:r>
-              <w:rPr>
-                <w:rFonts w:eastAsiaTheme="minorEastAsia"/>
-                <w:szCs w:val="21"/>
-              </w:rPr>
-              <w:t xml:space="preserve"> </w:t>
-            </w:r>
-            <w:proofErr w:type="gramStart"/>
-            <w:r>
-              <w:rPr>
-                <w:rFonts w:eastAsiaTheme="minorEastAsia"/>
-                <w:szCs w:val="21"/>
-              </w:rPr>
-              <w:t>黄继风</w:t>
-            </w:r>
-            <w:r>
-              <w:rPr>
-                <w:rFonts w:eastAsiaTheme="minorEastAsia"/>
-                <w:szCs w:val="21"/>
-              </w:rPr>
-              <w:t>,</w:t>
-            </w:r>
-            <w:proofErr w:type="gramEnd"/>
-            <w:r>
-              <w:rPr>
-                <w:rFonts w:eastAsiaTheme="minorEastAsia"/>
-                <w:szCs w:val="21"/>
-              </w:rPr>
-              <w:t xml:space="preserve"> </w:t>
-            </w:r>
-            <w:proofErr w:type="gramStart"/>
-            <w:r>
-              <w:rPr>
-                <w:rFonts w:eastAsiaTheme="minorEastAsia"/>
-                <w:szCs w:val="21"/>
-              </w:rPr>
-              <w:t>林晓</w:t>
-            </w:r>
-            <w:r>
-              <w:rPr>
-                <w:rFonts w:eastAsiaTheme="minorEastAsia"/>
-                <w:szCs w:val="21"/>
-              </w:rPr>
-              <w:t>,</w:t>
-            </w:r>
-            <w:proofErr w:type="gramEnd"/>
-            <w:r>
-              <w:rPr>
-                <w:rFonts w:eastAsiaTheme="minorEastAsia"/>
-                <w:szCs w:val="21"/>
-              </w:rPr>
-              <w:t xml:space="preserve"> </w:t>
-            </w:r>
-            <w:proofErr w:type="gramStart"/>
-            <w:r>
-              <w:rPr>
-                <w:rFonts w:eastAsiaTheme="minorEastAsia"/>
-                <w:szCs w:val="21"/>
-              </w:rPr>
-              <w:t>等</w:t>
-            </w:r>
-            <w:r>
-              <w:rPr>
-                <w:rFonts w:eastAsiaTheme="minorEastAsia"/>
-                <w:szCs w:val="21"/>
-              </w:rPr>
-              <w:t>.</w:t>
-            </w:r>
-            <w:proofErr w:type="gramEnd"/>
-            <w:r>
-              <w:rPr>
-                <w:rFonts w:eastAsiaTheme="minorEastAsia"/>
-                <w:szCs w:val="21"/>
-              </w:rPr>
-              <w:t xml:space="preserve"> </w:t>
-            </w:r>
-            <w:r>
-              <w:rPr>
-                <w:rFonts w:eastAsiaTheme="minorEastAsia"/>
-                <w:szCs w:val="21"/>
-              </w:rPr>
-              <w:t>基于人体姿态估计与聚类的特定运动帧获取方法</w:t>
-            </w:r>
-            <w:r>
-              <w:rPr>
-                <w:rFonts w:eastAsiaTheme="minorEastAsia"/>
-                <w:szCs w:val="21"/>
-              </w:rPr>
-              <w:t xml:space="preserve">[J]. </w:t>
-            </w:r>
-            <w:r>
-              <w:rPr>
-                <w:rFonts w:eastAsiaTheme="minorEastAsia"/>
-                <w:szCs w:val="21"/>
-              </w:rPr>
-              <w:t>图学</w:t>
-            </w:r>
-            <w:proofErr w:type="gramStart"/>
-            <w:r>
-              <w:rPr>
-                <w:rFonts w:eastAsiaTheme="minorEastAsia"/>
-                <w:szCs w:val="21"/>
-              </w:rPr>
-              <w:t>学报</w:t>
-            </w:r>
-            <w:r>
-              <w:rPr>
-                <w:rFonts w:eastAsiaTheme="minorEastAsia"/>
-                <w:szCs w:val="21"/>
-              </w:rPr>
-              <w:t>,</w:t>
-            </w:r>
-            <w:proofErr w:type="gramEnd"/>
-            <w:r>
-              <w:rPr>
-                <w:rFonts w:eastAsiaTheme="minorEastAsia"/>
-                <w:szCs w:val="21"/>
-              </w:rPr>
-              <w:t xml:space="preserve"> 2022, 43</w:t>
-            </w:r>
-            <w:proofErr w:type="gramStart"/>
-            <w:r>
-              <w:rPr>
-                <w:rFonts w:eastAsiaTheme="minorEastAsia"/>
-                <w:szCs w:val="21"/>
-              </w:rPr>
-              <w:t>(1)</w:t>
-            </w:r>
-            <w:proofErr w:type="gramEnd"/>
-            <w:r>
-              <w:rPr>
-                <w:rFonts w:eastAsiaTheme="minorEastAsia"/>
-                <w:szCs w:val="21"/>
-              </w:rPr>
-              <w:t>: 44-52. DOI: 10.11996/JG.j.2095-302X.2022010044.</w:t>
-            </w:r>
-          </w:p>
-          <w:p>
-            <w:pPr>
-              <w:spacing w:line="320" w:lineRule="exact"/>
-              <w:ind w:left="420" w:right="560" w:hangingChars="200" w:hanging="420"/>
-              <w:rPr>
-                <w:rFonts w:eastAsiaTheme="minorEastAsia"/>
-                <w:szCs w:val="21"/>
-              </w:rPr>
-            </w:pPr>
-            <w:r>
-              <w:rPr>
-                <w:rFonts w:eastAsiaTheme="minorEastAsia"/>
-                <w:szCs w:val="21"/>
-              </w:rPr>
-              <w:lastRenderedPageBreak/>
-              <w:t xml:space="preserve">[8] </w:t>
-            </w:r>
-            <w:proofErr w:type="gramStart"/>
-            <w:r>
-              <w:rPr>
-                <w:rFonts w:eastAsiaTheme="minorEastAsia"/>
-                <w:szCs w:val="21"/>
-              </w:rPr>
-              <w:t>蔡兴泉</w:t>
-            </w:r>
-            <w:r>
-              <w:rPr>
-                <w:rFonts w:eastAsiaTheme="minorEastAsia"/>
-                <w:szCs w:val="21"/>
-              </w:rPr>
-              <w:t>,</w:t>
-            </w:r>
-            <w:proofErr w:type="gramEnd"/>
-            <w:r>
-              <w:rPr>
-                <w:rFonts w:eastAsiaTheme="minorEastAsia"/>
-                <w:szCs w:val="21"/>
-              </w:rPr>
-              <w:t xml:space="preserve"> </w:t>
-            </w:r>
-            <w:r>
-              <w:rPr>
-                <w:rFonts w:eastAsiaTheme="minorEastAsia"/>
-                <w:szCs w:val="21"/>
-              </w:rPr>
-              <w:t>霍宇</w:t>
-            </w:r>
-            <w:proofErr w:type="gramStart"/>
-            <w:r>
-              <w:rPr>
-                <w:rFonts w:eastAsiaTheme="minorEastAsia"/>
-                <w:szCs w:val="21"/>
-              </w:rPr>
-              <w:t>晴</w:t>
-            </w:r>
-            <w:r>
-              <w:rPr>
-                <w:rFonts w:eastAsiaTheme="minorEastAsia"/>
-                <w:szCs w:val="21"/>
-              </w:rPr>
-              <w:t>,</w:t>
-            </w:r>
-            <w:proofErr w:type="gramEnd"/>
-            <w:r>
-              <w:rPr>
-                <w:rFonts w:eastAsiaTheme="minorEastAsia"/>
-                <w:szCs w:val="21"/>
-              </w:rPr>
-              <w:t xml:space="preserve"> </w:t>
-            </w:r>
-            <w:proofErr w:type="gramStart"/>
-            <w:r>
-              <w:rPr>
-                <w:rFonts w:eastAsiaTheme="minorEastAsia"/>
-                <w:szCs w:val="21"/>
-              </w:rPr>
-              <w:t>李发建</w:t>
-            </w:r>
-            <w:r>
-              <w:rPr>
-                <w:rFonts w:eastAsiaTheme="minorEastAsia"/>
-                <w:szCs w:val="21"/>
-              </w:rPr>
-              <w:t>,</w:t>
-            </w:r>
-            <w:proofErr w:type="gramEnd"/>
-            <w:r>
-              <w:rPr>
-                <w:rFonts w:eastAsiaTheme="minorEastAsia"/>
-                <w:szCs w:val="21"/>
-              </w:rPr>
-              <w:t xml:space="preserve"> </w:t>
-            </w:r>
-            <w:proofErr w:type="gramStart"/>
-            <w:r>
-              <w:rPr>
-                <w:rFonts w:eastAsiaTheme="minorEastAsia"/>
-                <w:szCs w:val="21"/>
-              </w:rPr>
-              <w:t>等</w:t>
-            </w:r>
-            <w:r>
-              <w:rPr>
-                <w:rFonts w:eastAsiaTheme="minorEastAsia"/>
-                <w:szCs w:val="21"/>
-              </w:rPr>
-              <w:t>.</w:t>
-            </w:r>
-            <w:proofErr w:type="gramEnd"/>
-            <w:r>
-              <w:rPr>
-                <w:rFonts w:eastAsiaTheme="minorEastAsia"/>
-                <w:szCs w:val="21"/>
-              </w:rPr>
-              <w:t xml:space="preserve"> </w:t>
-            </w:r>
-            <w:r>
-              <w:rPr>
-                <w:rFonts w:eastAsiaTheme="minorEastAsia"/>
-                <w:szCs w:val="21"/>
-              </w:rPr>
-              <w:t>面向太极拳学习的人体姿态估计及相似度计算</w:t>
-            </w:r>
-            <w:r>
-              <w:rPr>
-                <w:rFonts w:eastAsiaTheme="minorEastAsia"/>
-                <w:szCs w:val="21"/>
-              </w:rPr>
-              <w:t xml:space="preserve">[J]. </w:t>
-            </w:r>
-            <w:r>
-              <w:rPr>
-                <w:rFonts w:eastAsiaTheme="minorEastAsia"/>
-                <w:szCs w:val="21"/>
-              </w:rPr>
-              <w:t>图学</w:t>
-            </w:r>
-            <w:proofErr w:type="gramStart"/>
-            <w:r>
-              <w:rPr>
-                <w:rFonts w:eastAsiaTheme="minorEastAsia"/>
-                <w:szCs w:val="21"/>
-              </w:rPr>
-              <w:t>学报</w:t>
-            </w:r>
-            <w:r>
-              <w:rPr>
-                <w:rFonts w:eastAsiaTheme="minorEastAsia"/>
-                <w:szCs w:val="21"/>
-              </w:rPr>
-              <w:t>,</w:t>
-            </w:r>
-            <w:proofErr w:type="gramEnd"/>
-            <w:r>
-              <w:rPr>
-                <w:rFonts w:eastAsiaTheme="minorEastAsia"/>
-                <w:szCs w:val="21"/>
-              </w:rPr>
-              <w:t xml:space="preserve"> 2022, 43</w:t>
-            </w:r>
-            <w:proofErr w:type="gramStart"/>
-            <w:r>
-              <w:rPr>
-                <w:rFonts w:eastAsiaTheme="minorEastAsia"/>
-                <w:szCs w:val="21"/>
-              </w:rPr>
-              <w:t>(4)</w:t>
-            </w:r>
-            <w:proofErr w:type="gramEnd"/>
-            <w:r>
-              <w:rPr>
-                <w:rFonts w:eastAsiaTheme="minorEastAsia"/>
-                <w:szCs w:val="21"/>
-              </w:rPr>
-              <w:t>: 695-706. DOI: 10.11996/JG.j.2095-302X.2022040695.</w:t>
-            </w:r>
-          </w:p>
-          <w:p>
-            <w:pPr>
-              <w:spacing w:line="320" w:lineRule="exact"/>
-              <w:ind w:left="420" w:right="560" w:hangingChars="200" w:hanging="420"/>
-              <w:rPr>
-                <w:rFonts w:eastAsiaTheme="minorEastAsia"/>
-                <w:szCs w:val="21"/>
-              </w:rPr>
-            </w:pPr>
-            <w:r>
-              <w:rPr>
-                <w:rFonts w:eastAsiaTheme="minorEastAsia"/>
-                <w:szCs w:val="21"/>
-              </w:rPr>
-              <w:t xml:space="preserve">[9] </w:t>
-            </w:r>
-            <w:r>
-              <w:rPr>
-                <w:rFonts w:eastAsiaTheme="minorEastAsia"/>
-                <w:szCs w:val="21"/>
-              </w:rPr>
-              <w:t>李</w:t>
-            </w:r>
-            <w:proofErr w:type="gramStart"/>
-            <w:r>
-              <w:rPr>
-                <w:rFonts w:eastAsiaTheme="minorEastAsia"/>
-                <w:szCs w:val="21"/>
-              </w:rPr>
-              <w:t>晟</w:t>
-            </w:r>
-            <w:r>
-              <w:rPr>
-                <w:rFonts w:eastAsiaTheme="minorEastAsia"/>
-                <w:szCs w:val="21"/>
-              </w:rPr>
-              <w:t>,</w:t>
-            </w:r>
-            <w:proofErr w:type="gramEnd"/>
-            <w:r>
-              <w:rPr>
-                <w:rFonts w:eastAsiaTheme="minorEastAsia"/>
-                <w:szCs w:val="21"/>
-              </w:rPr>
-              <w:t xml:space="preserve"> </w:t>
-            </w:r>
-            <w:proofErr w:type="gramStart"/>
-            <w:r>
-              <w:rPr>
-                <w:rFonts w:eastAsiaTheme="minorEastAsia"/>
-                <w:szCs w:val="21"/>
-              </w:rPr>
-              <w:t>宋可儿</w:t>
-            </w:r>
-            <w:r>
-              <w:rPr>
-                <w:rFonts w:eastAsiaTheme="minorEastAsia"/>
-                <w:szCs w:val="21"/>
-              </w:rPr>
-              <w:t>,</w:t>
-            </w:r>
-            <w:proofErr w:type="gramEnd"/>
-            <w:r>
-              <w:rPr>
-                <w:rFonts w:eastAsiaTheme="minorEastAsia"/>
-                <w:szCs w:val="21"/>
-              </w:rPr>
-              <w:t xml:space="preserve"> </w:t>
-            </w:r>
-            <w:proofErr w:type="gramStart"/>
-            <w:r>
-              <w:rPr>
-                <w:rFonts w:eastAsiaTheme="minorEastAsia"/>
-                <w:szCs w:val="21"/>
-              </w:rPr>
-              <w:t>欧阳柏强</w:t>
-            </w:r>
-            <w:r>
-              <w:rPr>
-                <w:rFonts w:eastAsiaTheme="minorEastAsia"/>
-                <w:szCs w:val="21"/>
-              </w:rPr>
-              <w:t>,</w:t>
-            </w:r>
-            <w:proofErr w:type="gramEnd"/>
-            <w:r>
-              <w:rPr>
-                <w:rFonts w:eastAsiaTheme="minorEastAsia"/>
-                <w:szCs w:val="21"/>
-              </w:rPr>
-              <w:t xml:space="preserve"> </w:t>
-            </w:r>
-            <w:proofErr w:type="gramStart"/>
-            <w:r>
-              <w:rPr>
-                <w:rFonts w:eastAsiaTheme="minorEastAsia"/>
-                <w:szCs w:val="21"/>
-              </w:rPr>
-              <w:t>等</w:t>
-            </w:r>
-            <w:r>
-              <w:rPr>
-                <w:rFonts w:eastAsiaTheme="minorEastAsia"/>
-                <w:szCs w:val="21"/>
-              </w:rPr>
-              <w:t>.</w:t>
-            </w:r>
-            <w:proofErr w:type="gramEnd"/>
-            <w:r>
-              <w:rPr>
-                <w:rFonts w:eastAsiaTheme="minorEastAsia"/>
-                <w:szCs w:val="21"/>
-              </w:rPr>
-              <w:t xml:space="preserve"> </w:t>
-            </w:r>
-            <w:r>
-              <w:rPr>
-                <w:rFonts w:eastAsiaTheme="minorEastAsia"/>
-                <w:szCs w:val="21"/>
-              </w:rPr>
-              <w:t>基于人体姿态识别的立定跳远动作智能评估系统</w:t>
-            </w:r>
-            <w:r>
-              <w:rPr>
-                <w:rFonts w:eastAsiaTheme="minorEastAsia"/>
-                <w:szCs w:val="21"/>
-              </w:rPr>
-              <w:t xml:space="preserve">[J]. </w:t>
-            </w:r>
-            <w:r>
-              <w:rPr>
-                <w:rFonts w:eastAsiaTheme="minorEastAsia"/>
-                <w:szCs w:val="21"/>
-              </w:rPr>
-              <w:t>人工</w:t>
-            </w:r>
-            <w:proofErr w:type="gramStart"/>
-            <w:r>
-              <w:rPr>
-                <w:rFonts w:eastAsiaTheme="minorEastAsia"/>
-                <w:szCs w:val="21"/>
-              </w:rPr>
-              <w:t>智能</w:t>
-            </w:r>
-            <w:r>
-              <w:rPr>
-                <w:rFonts w:eastAsiaTheme="minorEastAsia"/>
-                <w:szCs w:val="21"/>
-              </w:rPr>
-              <w:t>,</w:t>
-            </w:r>
-            <w:proofErr w:type="gramEnd"/>
-            <w:r>
-              <w:rPr>
-                <w:rFonts w:eastAsiaTheme="minorEastAsia"/>
-                <w:szCs w:val="21"/>
-              </w:rPr>
-              <w:t xml:space="preserve"> 2022</w:t>
-            </w:r>
-            <w:proofErr w:type="gramStart"/>
-            <w:r>
-              <w:rPr>
-                <w:rFonts w:eastAsiaTheme="minorEastAsia"/>
-                <w:szCs w:val="21"/>
-              </w:rPr>
-              <w:t>(2)</w:t>
-            </w:r>
-            <w:proofErr w:type="gramEnd"/>
-            <w:r>
-              <w:rPr>
-                <w:rFonts w:eastAsiaTheme="minorEastAsia"/>
-                <w:szCs w:val="21"/>
-              </w:rPr>
-              <w:t>: 75-87. DOI: 10.16453/j.cnki.ISSN2096-5036.2022.02.009.</w:t>
-            </w:r>
-          </w:p>
-          <w:p>
-            <w:pPr>
-              <w:spacing w:line="320" w:lineRule="exact"/>
-              <w:ind w:left="420" w:right="560" w:hangingChars="200" w:hanging="420"/>
-              <w:rPr>
-                <w:rFonts w:eastAsiaTheme="minorEastAsia"/>
-                <w:szCs w:val="21"/>
-              </w:rPr>
-            </w:pPr>
-            <w:r>
-              <w:rPr>
-                <w:rFonts w:eastAsiaTheme="minorEastAsia"/>
-                <w:szCs w:val="21"/>
-              </w:rPr>
-              <w:t xml:space="preserve">[10] </w:t>
-            </w:r>
-            <w:r>
-              <w:rPr>
-                <w:rFonts w:eastAsiaTheme="minorEastAsia"/>
-                <w:szCs w:val="21"/>
-              </w:rPr>
-              <w:t>王名</w:t>
-            </w:r>
-            <w:proofErr w:type="gramStart"/>
-            <w:r>
-              <w:rPr>
-                <w:rFonts w:eastAsiaTheme="minorEastAsia"/>
-                <w:szCs w:val="21"/>
-              </w:rPr>
-              <w:t>赫</w:t>
-            </w:r>
-            <w:r>
-              <w:rPr>
-                <w:rFonts w:eastAsiaTheme="minorEastAsia"/>
-                <w:szCs w:val="21"/>
-              </w:rPr>
-              <w:t>,</w:t>
-            </w:r>
-            <w:proofErr w:type="gramEnd"/>
-            <w:r>
-              <w:rPr>
-                <w:rFonts w:eastAsiaTheme="minorEastAsia"/>
-                <w:szCs w:val="21"/>
-              </w:rPr>
-              <w:t xml:space="preserve"> </w:t>
-            </w:r>
-            <w:proofErr w:type="gramStart"/>
-            <w:r>
-              <w:rPr>
-                <w:rFonts w:eastAsiaTheme="minorEastAsia"/>
-                <w:szCs w:val="21"/>
-              </w:rPr>
-              <w:t>徐望明</w:t>
-            </w:r>
-            <w:r>
-              <w:rPr>
-                <w:rFonts w:eastAsiaTheme="minorEastAsia"/>
-                <w:szCs w:val="21"/>
-              </w:rPr>
-              <w:t>,</w:t>
-            </w:r>
-            <w:proofErr w:type="gramEnd"/>
-            <w:r>
-              <w:rPr>
-                <w:rFonts w:eastAsiaTheme="minorEastAsia"/>
-                <w:szCs w:val="21"/>
-              </w:rPr>
-              <w:t xml:space="preserve"> </w:t>
-            </w:r>
-            <w:r>
-              <w:rPr>
-                <w:rFonts w:eastAsiaTheme="minorEastAsia"/>
-                <w:szCs w:val="21"/>
-              </w:rPr>
-              <w:t>蒋昊</w:t>
-            </w:r>
-            <w:proofErr w:type="gramStart"/>
-            <w:r>
-              <w:rPr>
-                <w:rFonts w:eastAsiaTheme="minorEastAsia"/>
-                <w:szCs w:val="21"/>
-              </w:rPr>
-              <w:t>坤</w:t>
-            </w:r>
-            <w:r>
-              <w:rPr>
-                <w:rFonts w:eastAsiaTheme="minorEastAsia"/>
-                <w:szCs w:val="21"/>
-              </w:rPr>
-              <w:t>.</w:t>
-            </w:r>
-            <w:proofErr w:type="gramEnd"/>
-            <w:r>
-              <w:rPr>
-                <w:rFonts w:eastAsiaTheme="minorEastAsia"/>
-                <w:szCs w:val="21"/>
-              </w:rPr>
-              <w:t xml:space="preserve"> </w:t>
-            </w:r>
-            <w:r>
-              <w:rPr>
-                <w:rFonts w:eastAsiaTheme="minorEastAsia"/>
-                <w:szCs w:val="21"/>
-              </w:rPr>
-              <w:t>一种改进的轻量级人体姿态估计算法</w:t>
-            </w:r>
-            <w:r>
-              <w:rPr>
-                <w:rFonts w:eastAsiaTheme="minorEastAsia"/>
-                <w:szCs w:val="21"/>
-              </w:rPr>
-              <w:t xml:space="preserve">[J]. </w:t>
-            </w:r>
-            <w:r>
-              <w:rPr>
-                <w:rFonts w:eastAsiaTheme="minorEastAsia"/>
-                <w:szCs w:val="21"/>
-              </w:rPr>
-              <w:t>液晶与</w:t>
-            </w:r>
-            <w:proofErr w:type="gramStart"/>
-            <w:r>
-              <w:rPr>
-                <w:rFonts w:eastAsiaTheme="minorEastAsia"/>
-                <w:szCs w:val="21"/>
-              </w:rPr>
-              <w:t>显示</w:t>
-            </w:r>
-            <w:r>
-              <w:rPr>
-                <w:rFonts w:eastAsiaTheme="minorEastAsia"/>
-                <w:szCs w:val="21"/>
-              </w:rPr>
-              <w:t>,</w:t>
-            </w:r>
-            <w:proofErr w:type="gramEnd"/>
-            <w:r>
-              <w:rPr>
-                <w:rFonts w:eastAsiaTheme="minorEastAsia"/>
-                <w:szCs w:val="21"/>
-              </w:rPr>
-              <w:t xml:space="preserve"> 2023, 38</w:t>
-            </w:r>
-            <w:proofErr w:type="gramStart"/>
-            <w:r>
-              <w:rPr>
-                <w:rFonts w:eastAsiaTheme="minorEastAsia"/>
-                <w:szCs w:val="21"/>
-              </w:rPr>
-              <w:t>(7)</w:t>
-            </w:r>
-            <w:proofErr w:type="gramEnd"/>
-            <w:r>
-              <w:rPr>
-                <w:rFonts w:eastAsiaTheme="minorEastAsia"/>
-                <w:szCs w:val="21"/>
-              </w:rPr>
-              <w:t>: 955-963. DOI: 10.37188/CJLCD.2022-0323.</w:t>
-            </w:r>
-          </w:p>
-          <w:p>
-            <w:pPr>
-              <w:spacing w:line="320" w:lineRule="exact"/>
-              <w:ind w:left="420" w:right="560" w:hangingChars="200" w:hanging="420"/>
-              <w:rPr>
-                <w:rFonts w:eastAsiaTheme="minorEastAsia"/>
-                <w:szCs w:val="21"/>
-              </w:rPr>
-            </w:pPr>
-            <w:r>
-              <w:rPr>
-                <w:rFonts w:eastAsiaTheme="minorEastAsia"/>
-                <w:szCs w:val="21"/>
-              </w:rPr>
-              <w:t xml:space="preserve">[11] </w:t>
-            </w:r>
-            <w:proofErr w:type="gramStart"/>
-            <w:r>
-              <w:rPr>
-                <w:rFonts w:eastAsiaTheme="minorEastAsia"/>
-                <w:szCs w:val="21"/>
-              </w:rPr>
-              <w:t>毋宁</w:t>
-            </w:r>
-            <w:r>
-              <w:rPr>
-                <w:rFonts w:eastAsiaTheme="minorEastAsia"/>
-                <w:szCs w:val="21"/>
-              </w:rPr>
-              <w:t>,</w:t>
-            </w:r>
-            <w:proofErr w:type="gramEnd"/>
-            <w:r>
-              <w:rPr>
-                <w:rFonts w:eastAsiaTheme="minorEastAsia"/>
-                <w:szCs w:val="21"/>
-              </w:rPr>
-              <w:t xml:space="preserve"> </w:t>
-            </w:r>
-            <w:proofErr w:type="gramStart"/>
-            <w:r>
-              <w:rPr>
-                <w:rFonts w:eastAsiaTheme="minorEastAsia"/>
-                <w:szCs w:val="21"/>
-              </w:rPr>
-              <w:t>王鹏</w:t>
-            </w:r>
-            <w:r>
-              <w:rPr>
-                <w:rFonts w:eastAsiaTheme="minorEastAsia"/>
-                <w:szCs w:val="21"/>
-              </w:rPr>
-              <w:t>,</w:t>
-            </w:r>
-            <w:proofErr w:type="gramEnd"/>
-            <w:r>
-              <w:rPr>
-                <w:rFonts w:eastAsiaTheme="minorEastAsia"/>
-                <w:szCs w:val="21"/>
-              </w:rPr>
-              <w:t xml:space="preserve"> </w:t>
-            </w:r>
-            <w:proofErr w:type="gramStart"/>
-            <w:r>
-              <w:rPr>
-                <w:rFonts w:eastAsiaTheme="minorEastAsia"/>
-                <w:szCs w:val="21"/>
-              </w:rPr>
-              <w:t>李晓艳</w:t>
-            </w:r>
-            <w:r>
-              <w:rPr>
-                <w:rFonts w:eastAsiaTheme="minorEastAsia"/>
-                <w:szCs w:val="21"/>
-              </w:rPr>
-              <w:t>,</w:t>
-            </w:r>
-            <w:proofErr w:type="gramEnd"/>
-            <w:r>
-              <w:rPr>
-                <w:rFonts w:eastAsiaTheme="minorEastAsia"/>
-                <w:szCs w:val="21"/>
-              </w:rPr>
-              <w:t xml:space="preserve"> </w:t>
-            </w:r>
-            <w:proofErr w:type="gramStart"/>
-            <w:r>
-              <w:rPr>
-                <w:rFonts w:eastAsiaTheme="minorEastAsia"/>
-                <w:szCs w:val="21"/>
-              </w:rPr>
-              <w:t>等</w:t>
-            </w:r>
-            <w:r>
-              <w:rPr>
-                <w:rFonts w:eastAsiaTheme="minorEastAsia"/>
-                <w:szCs w:val="21"/>
-              </w:rPr>
-              <w:t>.</w:t>
-            </w:r>
-            <w:proofErr w:type="gramEnd"/>
-            <w:r>
-              <w:rPr>
-                <w:rFonts w:eastAsiaTheme="minorEastAsia"/>
-                <w:szCs w:val="21"/>
-              </w:rPr>
-              <w:t xml:space="preserve"> </w:t>
-            </w:r>
-            <w:r>
-              <w:rPr>
-                <w:rFonts w:eastAsiaTheme="minorEastAsia"/>
-                <w:szCs w:val="21"/>
-              </w:rPr>
-              <w:t>基于自适应特征感知的轻量化人体姿态估计</w:t>
-            </w:r>
-            <w:r>
-              <w:rPr>
-                <w:rFonts w:eastAsiaTheme="minorEastAsia"/>
-                <w:szCs w:val="21"/>
-              </w:rPr>
-              <w:t xml:space="preserve">[J]. </w:t>
-            </w:r>
-            <w:r>
-              <w:rPr>
-                <w:rFonts w:eastAsiaTheme="minorEastAsia"/>
-                <w:szCs w:val="21"/>
-              </w:rPr>
-              <w:t>液晶与</w:t>
-            </w:r>
-            <w:proofErr w:type="gramStart"/>
-            <w:r>
-              <w:rPr>
-                <w:rFonts w:eastAsiaTheme="minorEastAsia"/>
-                <w:szCs w:val="21"/>
-              </w:rPr>
-              <w:t>显示</w:t>
-            </w:r>
-            <w:r>
-              <w:rPr>
-                <w:rFonts w:eastAsiaTheme="minorEastAsia"/>
-                <w:szCs w:val="21"/>
-              </w:rPr>
-              <w:t>,</w:t>
-            </w:r>
-            <w:proofErr w:type="gramEnd"/>
-            <w:r>
-              <w:rPr>
-                <w:rFonts w:eastAsiaTheme="minorEastAsia"/>
-                <w:szCs w:val="21"/>
-              </w:rPr>
-              <w:t xml:space="preserve"> 2023, 38</w:t>
-            </w:r>
-            <w:proofErr w:type="gramStart"/>
-            <w:r>
-              <w:rPr>
-                <w:rFonts w:eastAsiaTheme="minorEastAsia"/>
-                <w:szCs w:val="21"/>
-              </w:rPr>
-              <w:t>(8)</w:t>
-            </w:r>
-            <w:proofErr w:type="gramEnd"/>
-            <w:r>
-              <w:rPr>
-                <w:rFonts w:eastAsiaTheme="minorEastAsia"/>
-                <w:szCs w:val="21"/>
-              </w:rPr>
-              <w:t>: 1107-1117. DOI: 10.37188/CJLCD.2022-0351.</w:t>
-            </w:r>
-          </w:p>
-          <w:p>
-            <w:pPr>
-              <w:spacing w:line="320" w:lineRule="exact"/>
-              <w:ind w:left="420" w:right="560" w:hangingChars="200" w:hanging="420"/>
-              <w:rPr>
-                <w:rFonts w:eastAsiaTheme="minorEastAsia"/>
-                <w:szCs w:val="21"/>
-              </w:rPr>
-            </w:pPr>
-            <w:r>
-              <w:rPr>
-                <w:rFonts w:eastAsiaTheme="minorEastAsia"/>
-                <w:szCs w:val="21"/>
-              </w:rPr>
-              <w:t xml:space="preserve">[12] </w:t>
-            </w:r>
-            <w:r>
-              <w:rPr>
-                <w:rFonts w:eastAsiaTheme="minorEastAsia"/>
-                <w:szCs w:val="21"/>
-              </w:rPr>
-              <w:t>李</w:t>
-            </w:r>
-            <w:proofErr w:type="gramStart"/>
-            <w:r>
-              <w:rPr>
-                <w:rFonts w:eastAsiaTheme="minorEastAsia"/>
-                <w:szCs w:val="21"/>
-              </w:rPr>
-              <w:t>豆豆</w:t>
-            </w:r>
-            <w:r>
-              <w:rPr>
-                <w:rFonts w:eastAsiaTheme="minorEastAsia"/>
-                <w:szCs w:val="21"/>
-              </w:rPr>
-              <w:t>,</w:t>
-            </w:r>
-            <w:proofErr w:type="gramEnd"/>
-            <w:r>
-              <w:rPr>
-                <w:rFonts w:eastAsiaTheme="minorEastAsia"/>
-                <w:szCs w:val="21"/>
-              </w:rPr>
-              <w:t xml:space="preserve"> </w:t>
-            </w:r>
-            <w:proofErr w:type="gramStart"/>
-            <w:r>
-              <w:rPr>
-                <w:rFonts w:eastAsiaTheme="minorEastAsia"/>
-                <w:szCs w:val="21"/>
-              </w:rPr>
-              <w:t>李汪根</w:t>
-            </w:r>
-            <w:r>
-              <w:rPr>
-                <w:rFonts w:eastAsiaTheme="minorEastAsia"/>
-                <w:szCs w:val="21"/>
-              </w:rPr>
-              <w:t>,</w:t>
-            </w:r>
-            <w:proofErr w:type="gramEnd"/>
-            <w:r>
-              <w:rPr>
-                <w:rFonts w:eastAsiaTheme="minorEastAsia"/>
-                <w:szCs w:val="21"/>
-              </w:rPr>
-              <w:t xml:space="preserve"> </w:t>
-            </w:r>
-            <w:proofErr w:type="gramStart"/>
-            <w:r>
-              <w:rPr>
-                <w:rFonts w:eastAsiaTheme="minorEastAsia"/>
-                <w:szCs w:val="21"/>
-              </w:rPr>
-              <w:t>夏义春</w:t>
-            </w:r>
-            <w:r>
-              <w:rPr>
-                <w:rFonts w:eastAsiaTheme="minorEastAsia"/>
-                <w:szCs w:val="21"/>
-              </w:rPr>
-              <w:t>,</w:t>
-            </w:r>
-            <w:proofErr w:type="gramEnd"/>
-            <w:r>
-              <w:rPr>
-                <w:rFonts w:eastAsiaTheme="minorEastAsia"/>
-                <w:szCs w:val="21"/>
-              </w:rPr>
-              <w:t xml:space="preserve"> </w:t>
-            </w:r>
-            <w:proofErr w:type="gramStart"/>
-            <w:r>
-              <w:rPr>
-                <w:rFonts w:eastAsiaTheme="minorEastAsia"/>
-                <w:szCs w:val="21"/>
-              </w:rPr>
-              <w:t>等</w:t>
-            </w:r>
-            <w:r>
-              <w:rPr>
-                <w:rFonts w:eastAsiaTheme="minorEastAsia"/>
-                <w:szCs w:val="21"/>
-              </w:rPr>
-              <w:t>.</w:t>
-            </w:r>
-            <w:proofErr w:type="gramEnd"/>
-            <w:r>
-              <w:rPr>
-                <w:rFonts w:eastAsiaTheme="minorEastAsia"/>
-                <w:szCs w:val="21"/>
-              </w:rPr>
-              <w:t xml:space="preserve"> </w:t>
-            </w:r>
-            <w:r>
-              <w:rPr>
-                <w:rFonts w:eastAsiaTheme="minorEastAsia"/>
-                <w:szCs w:val="21"/>
-              </w:rPr>
-              <w:t>基于特征交互与自适应融合的骨骼动作识别</w:t>
-            </w:r>
-            <w:r>
-              <w:rPr>
-                <w:rFonts w:eastAsiaTheme="minorEastAsia"/>
-                <w:szCs w:val="21"/>
-              </w:rPr>
-              <w:t xml:space="preserve">[J]. </w:t>
-            </w:r>
-            <w:r>
-              <w:rPr>
-                <w:rFonts w:eastAsiaTheme="minorEastAsia"/>
-                <w:szCs w:val="21"/>
-              </w:rPr>
-              <w:t>计算机</w:t>
-            </w:r>
-            <w:proofErr w:type="gramStart"/>
-            <w:r>
-              <w:rPr>
-                <w:rFonts w:eastAsiaTheme="minorEastAsia"/>
-                <w:szCs w:val="21"/>
-              </w:rPr>
-              <w:t>应用</w:t>
-            </w:r>
-            <w:r>
-              <w:rPr>
-                <w:rFonts w:eastAsiaTheme="minorEastAsia"/>
-                <w:szCs w:val="21"/>
-              </w:rPr>
-              <w:t>,</w:t>
-            </w:r>
-            <w:proofErr w:type="gramEnd"/>
-            <w:r>
-              <w:rPr>
-                <w:rFonts w:eastAsiaTheme="minorEastAsia"/>
-                <w:szCs w:val="21"/>
-              </w:rPr>
-              <w:t xml:space="preserve"> 2023, 43</w:t>
-            </w:r>
-            <w:proofErr w:type="gramStart"/>
-            <w:r>
-              <w:rPr>
-                <w:rFonts w:eastAsiaTheme="minorEastAsia"/>
-                <w:szCs w:val="21"/>
-              </w:rPr>
-              <w:t>(8)</w:t>
-            </w:r>
-            <w:proofErr w:type="gramEnd"/>
-            <w:r>
-              <w:rPr>
-                <w:rFonts w:eastAsiaTheme="minorEastAsia"/>
-                <w:szCs w:val="21"/>
-              </w:rPr>
-              <w:t>: 2581-2587. DOI: 10.11772/j.issn.1001-9081.2022071105.</w:t>
-            </w:r>
-          </w:p>
-          <w:p>
-            <w:pPr>
-              <w:spacing w:line="320" w:lineRule="exact"/>
-              <w:ind w:left="420" w:right="560" w:hangingChars="200" w:hanging="420"/>
-              <w:rPr>
-                <w:rFonts w:eastAsiaTheme="minorEastAsia"/>
-                <w:szCs w:val="21"/>
-              </w:rPr>
-            </w:pPr>
-            <w:r>
-              <w:rPr>
-                <w:rFonts w:eastAsiaTheme="minorEastAsia"/>
-                <w:szCs w:val="21"/>
-              </w:rPr>
-              <w:t>[13] SONG L, YU G, YUAN J, et al. Human pose estimation and its application to action recognition: A survey[J]. Journal of Visual Communication and Image Representation, 2021, 76: 103055. DOI: 10.1016/j.jvcir.2021.103055.</w:t>
-            </w:r>
-          </w:p>
-          <w:p>
-            <w:pPr>
-              <w:spacing w:line="320" w:lineRule="exact"/>
-              <w:ind w:left="420" w:right="560" w:hangingChars="200" w:hanging="420"/>
-              <w:rPr>
-                <w:rFonts w:eastAsiaTheme="minorEastAsia"/>
-                <w:szCs w:val="21"/>
-              </w:rPr>
-            </w:pPr>
-            <w:r>
-              <w:rPr>
-                <w:rFonts w:eastAsiaTheme="minorEastAsia"/>
-                <w:szCs w:val="21"/>
-              </w:rPr>
-              <w:t>[14] XING Y, ZHU J. Deep learning-based action recognition with 3D skeleton: A survey[J]. CAAI Transactions on Intelligence Technology, 2021, 6(1): 80-92. DOI: 10.1049/cit2.12014.</w:t>
-            </w:r>
-          </w:p>
-          <w:p>
-            <w:pPr>
-              <w:spacing w:line="320" w:lineRule="exact"/>
-              <w:ind w:left="420" w:right="560" w:hangingChars="200" w:hanging="420"/>
-              <w:rPr>
-                <w:rFonts w:asciiTheme="minorEastAsia" w:eastAsiaTheme="minorEastAsia" w:hAnsiTheme="minorEastAsia" w:hint="eastAsia"/>
-                <w:sz w:val="24"/>
-              </w:rPr>
-            </w:pPr>
-            <w:r>
-              <w:rPr>
-                <w:rFonts w:eastAsiaTheme="minorEastAsia"/>
-                <w:szCs w:val="21"/>
-              </w:rPr>
-              <w:t>[15] ZHENG C, ZHU S, MENDIETA M, et al. 3D human pose estimation with spatial and temporal transformers[C]//Proceedings of the IEEE/CVF International Conference on Computer Vision. 2021: 11656-11665. DOI: 10.1109/ICCV48922.2021.01145.</w:t>
+                <w:rFonts w:asciiTheme="minorEastAsia" w:eastAsiaTheme="minorEastAsia" w:hAnsiTheme="minorEastAsia" w:hint="eastAsia"/>
+                <w:sz w:val="24"/>
+              </w:rPr>
+            </w:pPr>
+            <w:r/>
+            <w:r>
+              <w:rPr>
+                <w:rFonts w:ascii="Times New Roman" w:hAnsi="Times New Roman" w:eastAsia="宋体"/>
+                <w:sz w:val="21"/>
+              </w:rPr>
+              <w:t>[15] THILAKARATHNE H, NIBALI A, HE Z, et al. Pose is all you need: The pose only group activity recognition system (POGARS)[J]. Machine Vision and Applications, 2022, 33: 95. DOI: 10.1007/s00138-022-01346-2.</w:t>
             </w:r>
           </w:p>
           <w:p>
@@ -5173,12 +3658,13 @@
                 <w:szCs w:val="21"/>
               </w:rPr>
             </w:pPr>
-            <w:r>
-              <w:rPr>
-                <w:rFonts w:asciiTheme="minorEastAsia" w:eastAsiaTheme="minorEastAsia" w:hAnsiTheme="minorEastAsia" w:hint="eastAsia"/>
-                <w:szCs w:val="21"/>
-              </w:rPr>
-              <w:t>[16] THILAKARATHNE H, NIBALI A, HE Z, et al. Pose is all you need: The pose only group activity recognition system (POGARS)[J]. Machine Vision and Applications, 2022, 33: 95. DOI: 10.1007/s00138-022-01346-2.</w:t>
+            <w:r/>
+            <w:r>
+              <w:rPr>
+                <w:rFonts w:ascii="Times New Roman" w:hAnsi="Times New Roman" w:eastAsia="宋体"/>
+                <w:sz w:val="21"/>
+              </w:rPr>
+              <w:t>[16] DUAN H, ZHAO Y, CHEN K, et al. Revisiting skeleton-based action recognition[C]//Proceedings of the IEEE/CVF Conference on Computer Vision and Pattern Recognition. 2022: 2959-2968. DOI: 10.1109/CVPR52688.2022.00298.</w:t>
             </w:r>
           </w:p>
           <w:p>
@@ -5190,12 +3676,13 @@
                 <w:szCs w:val="21"/>
               </w:rPr>
             </w:pPr>
-            <w:r>
-              <w:rPr>
-                <w:rFonts w:asciiTheme="minorEastAsia" w:eastAsiaTheme="minorEastAsia" w:hAnsiTheme="minorEastAsia" w:hint="eastAsia"/>
-                <w:szCs w:val="21"/>
-              </w:rPr>
-              <w:t>[17] DUAN H, ZHAO Y, CHEN K, et al. Revisiting skeleton-based action recognition[C]//Proceedings of the IEEE/CVF Conference on Computer Vision and Pattern Recognition. 2022: 2959-2968. DOI: 10.1109/CVPR52688.2022.00298.</w:t>
+            <w:r/>
+            <w:r>
+              <w:rPr>
+                <w:rFonts w:ascii="Times New Roman" w:hAnsi="Times New Roman" w:eastAsia="宋体"/>
+                <w:sz w:val="21"/>
+              </w:rPr>
+              <w:t>[17] LIU M, MENG F, CHEN C, et al. Novel motion patterns matter for practical skeleton-based action recognition[C]//Proceedings of the AAAI Conference on Artificial Intelligence. 2023, 37(2): 1701-1709. DOI: 10.1609/aaai.v37i2.25258.</w:t>
             </w:r>
           </w:p>
           <w:p>
@@ -5207,28 +3694,13 @@
                 <w:szCs w:val="21"/>
               </w:rPr>
             </w:pPr>
-            <w:r>
-              <w:rPr>
-                <w:rFonts w:asciiTheme="minorEastAsia" w:eastAsiaTheme="minorEastAsia" w:hAnsiTheme="minorEastAsia" w:hint="eastAsia"/>
-                <w:szCs w:val="21"/>
-              </w:rPr>
-              <w:t xml:space="preserve">[18] XU Y, ZHANG J, ZHANG Q, et al. </w:t>
-            </w:r>
-            <w:proofErr w:type="spellStart"/>
-            <w:r>
-              <w:rPr>
-                <w:rFonts w:asciiTheme="minorEastAsia" w:eastAsiaTheme="minorEastAsia" w:hAnsiTheme="minorEastAsia" w:hint="eastAsia"/>
-                <w:szCs w:val="21"/>
-              </w:rPr>
-              <w:t>ViTPose</w:t>
-            </w:r>
-            <w:proofErr w:type="spellEnd"/>
-            <w:r>
-              <w:rPr>
-                <w:rFonts w:asciiTheme="minorEastAsia" w:eastAsiaTheme="minorEastAsia" w:hAnsiTheme="minorEastAsia" w:hint="eastAsia"/>
-                <w:szCs w:val="21"/>
-              </w:rPr>
-              <w:t>: Simple vision transformer baselines for human pose estimation[C]//Advances in Neural Information Processing Systems. 2022, 35: 38571-38584.</w:t>
+            <w:r/>
+            <w:r>
+              <w:rPr>
+                <w:rFonts w:ascii="Times New Roman" w:hAnsi="Times New Roman" w:eastAsia="宋体"/>
+                <w:sz w:val="21"/>
+              </w:rPr>
+              <w:t>[18] ZHU W, MA X, LIU Z, et al. MotionBERT: A unified perspective on learning human motion representations[C]//Proceedings of the IEEE/CVF International Conference on Computer Vision. 2023: 15085-15099. DOI: 10.1109/ICCV51070.2023.01385.</w:t>
             </w:r>
           </w:p>
           <w:p>
@@ -5240,12 +3712,13 @@
                 <w:szCs w:val="21"/>
               </w:rPr>
             </w:pPr>
-            <w:r>
-              <w:rPr>
-                <w:rFonts w:asciiTheme="minorEastAsia" w:eastAsiaTheme="minorEastAsia" w:hAnsiTheme="minorEastAsia" w:hint="eastAsia"/>
-                <w:szCs w:val="21"/>
-              </w:rPr>
-              <w:t>[19] DEYZEL M, THEART R P. One-shot skeleton-based action recognition on strength and conditioning exercises[C]//Proceedings of the IEEE/CVF Conference on Computer Vision and Pattern Recognition Workshops. 2023: 5169-5178.</w:t>
+            <w:r/>
+            <w:r>
+              <w:rPr>
+                <w:rFonts w:ascii="Times New Roman" w:hAnsi="Times New Roman" w:eastAsia="宋体"/>
+                <w:sz w:val="21"/>
+              </w:rPr>
+              <w:t>[19] PAOLETTI G, BEYAN C, DEL BUE A. SKELTER: Unsupervised skeleton action denoising and recognition using transformers[J]. Frontiers in Computer Science, 2023, 5: 1203901. DOI: 10.3389/fcomp.2023.1203901.</w:t>
             </w:r>
           </w:p>
           <w:p>
@@ -5257,12 +3730,13 @@
                 <w:szCs w:val="21"/>
               </w:rPr>
             </w:pPr>
-            <w:r>
-              <w:rPr>
-                <w:rFonts w:asciiTheme="minorEastAsia" w:eastAsiaTheme="minorEastAsia" w:hAnsiTheme="minorEastAsia" w:hint="eastAsia"/>
-                <w:szCs w:val="21"/>
-              </w:rPr>
-              <w:t>[20] FU H, GAO J, LIU H. Human pose estimation and action recognition for fitness movements[J]. Computers &amp; Graphics, 2023, 116: 418-426. DOI: 10.1016/j.cag.2023.09.008.</w:t>
+            <w:r/>
+            <w:r>
+              <w:rPr>
+                <w:rFonts w:ascii="Times New Roman" w:hAnsi="Times New Roman" w:eastAsia="宋体"/>
+                <w:sz w:val="21"/>
+              </w:rPr>
+              <w:t>[20] 蔡敏敏, 黄继风, 林晓, 等. 基于人体姿态估计与聚类的特定运动帧获取方法[J]. 图学学报, 2022, 43(1): 44-52. DOI: 10.11996/JG.j.2095-302X.2022010044.</w:t>
             </w:r>
           </w:p>
           <w:p>
@@ -5274,28 +3748,13 @@
                 <w:szCs w:val="21"/>
               </w:rPr>
             </w:pPr>
-            <w:r>
-              <w:rPr>
-                <w:rFonts w:asciiTheme="minorEastAsia" w:eastAsiaTheme="minorEastAsia" w:hAnsiTheme="minorEastAsia" w:hint="eastAsia"/>
-                <w:szCs w:val="21"/>
-              </w:rPr>
-              <w:t xml:space="preserve">[21] ZHU W, MA X, LIU Z, et al. </w:t>
-            </w:r>
-            <w:proofErr w:type="spellStart"/>
-            <w:r>
-              <w:rPr>
-                <w:rFonts w:asciiTheme="minorEastAsia" w:eastAsiaTheme="minorEastAsia" w:hAnsiTheme="minorEastAsia" w:hint="eastAsia"/>
-                <w:szCs w:val="21"/>
-              </w:rPr>
-              <w:t>MotionBERT</w:t>
-            </w:r>
-            <w:proofErr w:type="spellEnd"/>
-            <w:r>
-              <w:rPr>
-                <w:rFonts w:asciiTheme="minorEastAsia" w:eastAsiaTheme="minorEastAsia" w:hAnsiTheme="minorEastAsia" w:hint="eastAsia"/>
-                <w:szCs w:val="21"/>
-              </w:rPr>
-              <w:t>: A unified perspective on learning human motion representations[C]//Proceedings of the IEEE/CVF International Conference on Computer Vision. 2023: 15085-15099. DOI: 10.1109/ICCV51070.2023.01385.</w:t>
+            <w:r/>
+            <w:r>
+              <w:rPr>
+                <w:rFonts w:ascii="Times New Roman" w:hAnsi="Times New Roman" w:eastAsia="宋体"/>
+                <w:sz w:val="21"/>
+              </w:rPr>
+              <w:t>[21] 蔡兴泉, 霍宇晴, 李发建, 等. 面向太极拳学习的人体姿态估计及相似度计算[J]. 图学学报, 2022, 43(4): 695-706. DOI: 10.11996/JG.j.2095-302X.2022040695.</w:t>
             </w:r>
           </w:p>
           <w:p>
@@ -5307,12 +3766,13 @@
                 <w:szCs w:val="21"/>
               </w:rPr>
             </w:pPr>
-            <w:r>
-              <w:rPr>
-                <w:rFonts w:asciiTheme="minorEastAsia" w:eastAsiaTheme="minorEastAsia" w:hAnsiTheme="minorEastAsia" w:hint="eastAsia"/>
-                <w:szCs w:val="21"/>
-              </w:rPr>
-              <w:t>[22] PAOLETTI G, BEYAN C, DEL BUE A. SKELTER: Unsupervised skeleton action denoising and recognition using transformers[J]. Frontiers in Computer Science, 2023, 5: 1203901. DOI: 10.3389/fcomp.2023.1203901.</w:t>
+            <w:r/>
+            <w:r>
+              <w:rPr>
+                <w:rFonts w:ascii="Times New Roman" w:hAnsi="Times New Roman" w:eastAsia="宋体"/>
+                <w:sz w:val="21"/>
+              </w:rPr>
+              <w:t>[22] 李晟, 宋可儿, 欧阳柏强, 等. 基于人体姿态识别的立定跳远动作智能评估系统[J]. 人工智能, 2022(2): 75-87. DOI: 10.16453/j.cnki.ISSN2096-5036.2022.02.009.</w:t>
             </w:r>
           </w:p>
           <w:p>
@@ -5324,28 +3784,13 @@
                 <w:szCs w:val="21"/>
               </w:rPr>
             </w:pPr>
-            <w:r>
-              <w:rPr>
-                <w:rFonts w:asciiTheme="minorEastAsia" w:eastAsiaTheme="minorEastAsia" w:hAnsiTheme="minorEastAsia" w:hint="eastAsia"/>
-                <w:szCs w:val="21"/>
-              </w:rPr>
-              <w:t>[23] LIU M, MENG F, CHEN C, et al. Novel motion patterns matter for practical skeleton-based action recognition[C]//Proceedings of the AAAI Conference on Artificial Intelligence. 2023, 37(2): 1701-1709. DOI: 10.1609/</w:t>
-            </w:r>
-            <w:proofErr w:type="gramStart"/>
-            <w:r>
-              <w:rPr>
-                <w:rFonts w:asciiTheme="minorEastAsia" w:eastAsiaTheme="minorEastAsia" w:hAnsiTheme="minorEastAsia" w:hint="eastAsia"/>
-                <w:szCs w:val="21"/>
-              </w:rPr>
-              <w:t>aaai.v</w:t>
-            </w:r>
-            <w:proofErr w:type="gramEnd"/>
-            <w:r>
-              <w:rPr>
-                <w:rFonts w:asciiTheme="minorEastAsia" w:eastAsiaTheme="minorEastAsia" w:hAnsiTheme="minorEastAsia" w:hint="eastAsia"/>
-                <w:szCs w:val="21"/>
-              </w:rPr>
-              <w:t>37i2.25258.</w:t>
+            <w:r/>
+            <w:r>
+              <w:rPr>
+                <w:rFonts w:ascii="Times New Roman" w:hAnsi="Times New Roman" w:eastAsia="宋体"/>
+                <w:sz w:val="21"/>
+              </w:rPr>
+              <w:t>[23] DEYZEL M, THEART R P. One-shot skeleton-based action recognition on strength and conditioning exercises[C]//Proceedings of the IEEE/CVF Conference on Computer Vision and Pattern Recognition Workshops. 2023: 5169-5178.</w:t>
             </w:r>
           </w:p>
           <w:p>
@@ -5357,20 +3802,13 @@
                 <w:szCs w:val="21"/>
               </w:rPr>
             </w:pPr>
-            <w:r>
-              <w:rPr>
-                <w:rFonts w:asciiTheme="minorEastAsia" w:eastAsiaTheme="minorEastAsia" w:hAnsiTheme="minorEastAsia" w:hint="eastAsia"/>
-                <w:szCs w:val="21"/>
-              </w:rPr>
-              <w:t xml:space="preserve">[24] NANDAGOPAL S, KARTHY G, OLIVER A S, et al. Optimal deep convolutional neural network with pose estimation for human activity recognition[J]. Computer Systems Science and </w:t>
-            </w:r>
-            <w:r>
-              <w:rPr>
-                <w:rFonts w:asciiTheme="minorEastAsia" w:eastAsiaTheme="minorEastAsia" w:hAnsiTheme="minorEastAsia" w:hint="eastAsia"/>
-                <w:szCs w:val="21"/>
-              </w:rPr>
-              <w:lastRenderedPageBreak/>
-              <w:t>Engineering, 2023, 44(2): 1719-1733. DOI: 10.32604/csse.2023.028003.</w:t>
+            <w:r/>
+            <w:r>
+              <w:rPr>
+                <w:rFonts w:ascii="Times New Roman" w:hAnsi="Times New Roman" w:eastAsia="宋体"/>
+                <w:sz w:val="21"/>
+              </w:rPr>
+              <w:t>[24] NANDAGOPAL S, KARTHY G, OLIVER A S, et al. Optimal deep convolutional neural network with pose estimation for human activity recognition[J]. Computer Systems Science and Engineering, 2023, 44(2): 1719-1733. DOI: 10.32604/csse.2023.028003.</w:t>
             </w:r>
           </w:p>
         </w:tc>

--- a/广州工商学院本科毕业论文（设计）开题报告_修改版.docx
+++ b/广州工商学院本科毕业论文（设计）开题报告_修改版.docx
@@ -3394,7 +3394,7 @@
                 <w:rFonts w:ascii="Times New Roman" w:hAnsi="Times New Roman" w:eastAsia="宋体"/>
                 <w:sz w:val="21"/>
               </w:rPr>
-              <w:t>[1] SONG L, YU G, YUAN J, et al. Human pose estimation and its application to action recognition: A survey[J]. Journal of Visual Communication and Image Representation, 2021, 76: 103055. DOI: 10.1016/j.jvcir.2021.103055.</w:t>
+              <w:t>[1] SONG L, YU G, YUAN J, et al. Human pose estimation and its application to action recognition: A survey[J]. Journal of Visual Communication and Image Representation, 2021, 76: 103055.</w:t>
             </w:r>
           </w:p>
           <w:p>
@@ -3412,7 +3412,7 @@
                 <w:rFonts w:ascii="Times New Roman" w:hAnsi="Times New Roman" w:eastAsia="宋体"/>
                 <w:sz w:val="21"/>
               </w:rPr>
-              <w:t>[2] FU H, GAO J, LIU H. Human pose estimation and action recognition for fitness movements[J]. Computers &amp; Graphics, 2023, 116: 418-426. DOI: 10.1016/j.cag.2023.09.008.</w:t>
+              <w:t>[2] FU H, GAO J, LIU H. Human pose estimation and action recognition for fitness movements[J]. Computers &amp; Graphics, 2023, 116: 418-426.</w:t>
             </w:r>
           </w:p>
           <w:p>
@@ -3430,7 +3430,7 @@
                 <w:rFonts w:ascii="Times New Roman" w:hAnsi="Times New Roman" w:eastAsia="宋体"/>
                 <w:sz w:val="21"/>
               </w:rPr>
-              <w:t>[3] 张宇, 温光照, 米思娅, 等. 基于深度学习的二维人体姿态估计综述[J]. 软件学报, 2022, 33(11): 4173-4191. DOI: 10.13328/j.cnki.jos.006390.</w:t>
+              <w:t>[3] 张宇, 温光照, 米思娅, 等. 基于深度学习的二维人体姿态估计综述[J]. 软件学报, 2022, 33(11): 4173-4191.</w:t>
             </w:r>
           </w:p>
           <w:p>
@@ -3448,7 +3448,7 @@
                 <w:rFonts w:ascii="Times New Roman" w:hAnsi="Times New Roman" w:eastAsia="宋体"/>
                 <w:sz w:val="21"/>
               </w:rPr>
-              <w:t>[4] 孙琪翔, 何宁, 张敬尊, 等. 基于非局部高分辨率网络的轻量化人体姿态估计方法[J]. 计算机应用, 2022, 42(5): 1398-1406. DOI: 10.11772/j.issn.1001-9081.2021030512.</w:t>
+              <w:t>[4] 孙琪翔, 何宁, 张敬尊, 等. 基于非局部高分辨率网络的轻量化人体姿态估计方法[J]. 计算机应用, 2022, 42(5): 1398-1406.</w:t>
             </w:r>
           </w:p>
           <w:p>
@@ -3466,7 +3466,7 @@
                 <w:rFonts w:ascii="Times New Roman" w:hAnsi="Times New Roman" w:eastAsia="宋体"/>
                 <w:sz w:val="21"/>
               </w:rPr>
-              <w:t>[5] 王名赫, 徐望明, 蒋昊坤. 一种改进的轻量级人体姿态估计算法[J]. 液晶与显示, 2023, 38(7): 955-963. DOI: 10.37188/CJLCD.2022-0323.</w:t>
+              <w:t>[5] 王名赫, 徐望明, 蒋昊坤. 一种改进的轻量级人体姿态估计算法[J]. 液晶与显示, 2023, 38(7): 955-963.</w:t>
             </w:r>
           </w:p>
           <w:p>
@@ -3484,7 +3484,7 @@
                 <w:rFonts w:ascii="Times New Roman" w:hAnsi="Times New Roman" w:eastAsia="宋体"/>
                 <w:sz w:val="21"/>
               </w:rPr>
-              <w:t>[6] 毋宁, 王鹏, 李晓艳, 等. 基于自适应特征感知的轻量化人体姿态估计[J]. 液晶与显示, 2023, 38(8): 1107-1117. DOI: 10.37188/CJLCD.2022-0351.</w:t>
+              <w:t>[6] 毋宁, 王鹏, 李晓艳, 等. 基于自适应特征感知的轻量化人体姿态估计[J]. 液晶与显示, 2023, 38(8): 1107-1117.</w:t>
             </w:r>
           </w:p>
           <w:p>
@@ -3502,7 +3502,7 @@
                 <w:rFonts w:ascii="Times New Roman" w:hAnsi="Times New Roman" w:eastAsia="宋体"/>
                 <w:sz w:val="21"/>
               </w:rPr>
-              <w:t>[7] 杨飞宇, 宋展, 肖振中, 等. 对人体姿态估计热图误差的再思考[J]. 计算机应用, 2022, 42(8): 2548-2555. DOI: 10.11772/j.issn.1001-9081.2021050805.</w:t>
+              <w:t>[7] 杨飞宇, 宋展, 肖振中, 等. 对人体姿态估计热图误差的再思考[J]. 计算机应用, 2022, 42(8): 2548-2555.</w:t>
             </w:r>
           </w:p>
           <w:p>
@@ -3538,7 +3538,7 @@
                 <w:rFonts w:ascii="Times New Roman" w:hAnsi="Times New Roman" w:eastAsia="宋体"/>
                 <w:sz w:val="21"/>
               </w:rPr>
-              <w:t>[9] ZHENG C, ZHU S, MENDIETA M, et al. 3D human pose estimation with spatial and temporal transformers[C]//Proceedings of the IEEE/CVF International Conference on Computer Vision. 2021: 11656-11665. DOI: 10.1109/ICCV48922.2021.01145.</w:t>
+              <w:t>[9] ZHENG C, ZHU S, MENDIETA M, et al. 3D human pose estimation with spatial and temporal transformers[C]//Proceedings of the IEEE/CVF International Conference on Computer Vision. 2021: 11656-11665.</w:t>
             </w:r>
           </w:p>
           <w:p>
@@ -3556,7 +3556,7 @@
                 <w:rFonts w:ascii="Times New Roman" w:hAnsi="Times New Roman" w:eastAsia="宋体"/>
                 <w:sz w:val="21"/>
               </w:rPr>
-              <w:t>[10] XING Y, ZHU J. Deep learning-based action recognition with 3D skeleton: A survey[J]. CAAI Transactions on Intelligence Technology, 2021, 6(1): 80-92. DOI: 10.1049/cit2.12014.</w:t>
+              <w:t>[10] XING Y, ZHU J. Deep learning-based action recognition with 3D skeleton: A survey[J]. CAAI Transactions on Intelligence Technology, 2021, 6(1): 80-92.</w:t>
             </w:r>
           </w:p>
           <w:p>
@@ -3574,7 +3574,7 @@
                 <w:rFonts w:ascii="Times New Roman" w:hAnsi="Times New Roman" w:eastAsia="宋体"/>
                 <w:sz w:val="21"/>
               </w:rPr>
-              <w:t>[11] 李扬志, 袁家政, 刘宏哲. 基于时空注意力图卷积网络模型的人体骨架动作识别算法[J]. 计算机应用, 2021, 41(7): 1915-1921. DOI: 10.11772/j.issn.1001-9081.2020091515.</w:t>
+              <w:t>[11] 李扬志, 袁家政, 刘宏哲. 基于时空注意力图卷积网络模型的人体骨架动作识别算法[J]. 计算机应用, 2021, 41(7): 1915-1921.</w:t>
             </w:r>
           </w:p>
           <w:p>
@@ -3592,7 +3592,7 @@
                 <w:rFonts w:ascii="Times New Roman" w:hAnsi="Times New Roman" w:eastAsia="宋体"/>
                 <w:sz w:val="21"/>
               </w:rPr>
-              <w:t>[12] 吕淑平, 黄毅, 王莹莹. 基于C3D卷积神经网络人体动作识别方法改进[J]. 实验技术与管理, 2021, 38(10): 168-171, 176. DOI: 10.16791/j.cnki.sjg.2021.10.031.</w:t>
+              <w:t>[12] 吕淑平, 黄毅, 王莹莹. 基于C3D卷积神经网络人体动作识别方法改进[J]. 实验技术与管理, 2021, 38(10): 168-171, 176.</w:t>
             </w:r>
           </w:p>
           <w:p>
@@ -3610,7 +3610,7 @@
                 <w:rFonts w:ascii="Times New Roman" w:hAnsi="Times New Roman" w:eastAsia="宋体"/>
                 <w:sz w:val="21"/>
               </w:rPr>
-              <w:t>[13] 蒋韦晔, 刘成明. 基于深度图的人体动作分类自适应算法[J]. 郑州大学学报(理学版), 2021, 53(1): 16-21. DOI: 10.13705/j.issn.1671-6841.2019584.</w:t>
+              <w:t>[13] 蒋韦晔, 刘成明. 基于深度图的人体动作分类自适应算法[J]. 郑州大学学报(理学版), 2021, 53(1): 16-21.</w:t>
             </w:r>
           </w:p>
           <w:p>
@@ -3628,7 +3628,7 @@
                 <w:rFonts w:ascii="Times New Roman" w:hAnsi="Times New Roman" w:eastAsia="宋体"/>
                 <w:sz w:val="21"/>
               </w:rPr>
-              <w:t>[14] 李豆豆, 李汪根, 夏义春, 等. 基于特征交互与自适应融合的骨骼动作识别[J]. 计算机应用, 2023, 43(8): 2581-2587. DOI: 10.11772/j.issn.1001-9081.2022071105.</w:t>
+              <w:t>[14] 李豆豆, 李汪根, 夏义春, 等. 基于特征交互与自适应融合的骨骼动作识别[J]. 计算机应用, 2023, 43(8): 2581-2587.</w:t>
             </w:r>
           </w:p>
           <w:p>
@@ -3646,7 +3646,7 @@
                 <w:rFonts w:ascii="Times New Roman" w:hAnsi="Times New Roman" w:eastAsia="宋体"/>
                 <w:sz w:val="21"/>
               </w:rPr>
-              <w:t>[15] THILAKARATHNE H, NIBALI A, HE Z, et al. Pose is all you need: The pose only group activity recognition system (POGARS)[J]. Machine Vision and Applications, 2022, 33: 95. DOI: 10.1007/s00138-022-01346-2.</w:t>
+              <w:t>[15] THILAKARATHNE H, NIBALI A, HE Z, et al. Pose is all you need: The pose only group activity recognition system (POGARS)[J]. Machine Vision and Applications, 2022, 33: 95.</w:t>
             </w:r>
           </w:p>
           <w:p>
@@ -3664,7 +3664,7 @@
                 <w:rFonts w:ascii="Times New Roman" w:hAnsi="Times New Roman" w:eastAsia="宋体"/>
                 <w:sz w:val="21"/>
               </w:rPr>
-              <w:t>[16] DUAN H, ZHAO Y, CHEN K, et al. Revisiting skeleton-based action recognition[C]//Proceedings of the IEEE/CVF Conference on Computer Vision and Pattern Recognition. 2022: 2959-2968. DOI: 10.1109/CVPR52688.2022.00298.</w:t>
+              <w:t>[16] DUAN H, ZHAO Y, CHEN K, et al. Revisiting skeleton-based action recognition[C]//Proceedings of the IEEE/CVF Conference on Computer Vision and Pattern Recognition. 2022: 2959-2968.</w:t>
             </w:r>
           </w:p>
           <w:p>
@@ -3682,7 +3682,7 @@
                 <w:rFonts w:ascii="Times New Roman" w:hAnsi="Times New Roman" w:eastAsia="宋体"/>
                 <w:sz w:val="21"/>
               </w:rPr>
-              <w:t>[17] LIU M, MENG F, CHEN C, et al. Novel motion patterns matter for practical skeleton-based action recognition[C]//Proceedings of the AAAI Conference on Artificial Intelligence. 2023, 37(2): 1701-1709. DOI: 10.1609/aaai.v37i2.25258.</w:t>
+              <w:t>[17] LIU M, MENG F, CHEN C, et al. Novel motion patterns matter for practical skeleton-based action recognition[C]//Proceedings of the AAAI Conference on Artificial Intelligence. 2023, 37(2): 1701-1709.</w:t>
             </w:r>
           </w:p>
           <w:p>
@@ -3700,7 +3700,7 @@
                 <w:rFonts w:ascii="Times New Roman" w:hAnsi="Times New Roman" w:eastAsia="宋体"/>
                 <w:sz w:val="21"/>
               </w:rPr>
-              <w:t>[18] ZHU W, MA X, LIU Z, et al. MotionBERT: A unified perspective on learning human motion representations[C]//Proceedings of the IEEE/CVF International Conference on Computer Vision. 2023: 15085-15099. DOI: 10.1109/ICCV51070.2023.01385.</w:t>
+              <w:t>[18] ZHU W, MA X, LIU Z, et al. MotionBERT: A unified perspective on learning human motion representations[C]//Proceedings of the IEEE/CVF International Conference on Computer Vision. 2023: 15085-15099.</w:t>
             </w:r>
           </w:p>
           <w:p>
@@ -3718,7 +3718,7 @@
                 <w:rFonts w:ascii="Times New Roman" w:hAnsi="Times New Roman" w:eastAsia="宋体"/>
                 <w:sz w:val="21"/>
               </w:rPr>
-              <w:t>[19] PAOLETTI G, BEYAN C, DEL BUE A. SKELTER: Unsupervised skeleton action denoising and recognition using transformers[J]. Frontiers in Computer Science, 2023, 5: 1203901. DOI: 10.3389/fcomp.2023.1203901.</w:t>
+              <w:t>[19] PAOLETTI G, BEYAN C, DEL BUE A. SKELTER: Unsupervised skeleton action denoising and recognition using transformers[J]. Frontiers in Computer Science, 2023, 5: 1203901.</w:t>
             </w:r>
           </w:p>
           <w:p>
@@ -3736,7 +3736,7 @@
                 <w:rFonts w:ascii="Times New Roman" w:hAnsi="Times New Roman" w:eastAsia="宋体"/>
                 <w:sz w:val="21"/>
               </w:rPr>
-              <w:t>[20] 蔡敏敏, 黄继风, 林晓, 等. 基于人体姿态估计与聚类的特定运动帧获取方法[J]. 图学学报, 2022, 43(1): 44-52. DOI: 10.11996/JG.j.2095-302X.2022010044.</w:t>
+              <w:t>[20] 蔡敏敏, 黄继风, 林晓, 等. 基于人体姿态估计与聚类的特定运动帧获取方法[J]. 图学学报, 2022, 43(1): 44-52.</w:t>
             </w:r>
           </w:p>
           <w:p>
@@ -3754,7 +3754,7 @@
                 <w:rFonts w:ascii="Times New Roman" w:hAnsi="Times New Roman" w:eastAsia="宋体"/>
                 <w:sz w:val="21"/>
               </w:rPr>
-              <w:t>[21] 蔡兴泉, 霍宇晴, 李发建, 等. 面向太极拳学习的人体姿态估计及相似度计算[J]. 图学学报, 2022, 43(4): 695-706. DOI: 10.11996/JG.j.2095-302X.2022040695.</w:t>
+              <w:t>[21] 蔡兴泉, 霍宇晴, 李发建, 等. 面向太极拳学习的人体姿态估计及相似度计算[J]. 图学学报, 2022, 43(4): 695-706.</w:t>
             </w:r>
           </w:p>
           <w:p>
@@ -3772,7 +3772,7 @@
                 <w:rFonts w:ascii="Times New Roman" w:hAnsi="Times New Roman" w:eastAsia="宋体"/>
                 <w:sz w:val="21"/>
               </w:rPr>
-              <w:t>[22] 李晟, 宋可儿, 欧阳柏强, 等. 基于人体姿态识别的立定跳远动作智能评估系统[J]. 人工智能, 2022(2): 75-87. DOI: 10.16453/j.cnki.ISSN2096-5036.2022.02.009.</w:t>
+              <w:t>[22] 李晟, 宋可儿, 欧阳柏强, 等. 基于人体姿态识别的立定跳远动作智能评估系统[J]. 人工智能, 2022(2): 75-87.</w:t>
             </w:r>
           </w:p>
           <w:p>
@@ -3808,7 +3808,7 @@
                 <w:rFonts w:ascii="Times New Roman" w:hAnsi="Times New Roman" w:eastAsia="宋体"/>
                 <w:sz w:val="21"/>
               </w:rPr>
-              <w:t>[24] NANDAGOPAL S, KARTHY G, OLIVER A S, et al. Optimal deep convolutional neural network with pose estimation for human activity recognition[J]. Computer Systems Science and Engineering, 2023, 44(2): 1719-1733. DOI: 10.32604/csse.2023.028003.</w:t>
+              <w:t>[24] NANDAGOPAL S, KARTHY G, OLIVER A S, et al. Optimal deep convolutional neural network with pose estimation for human activity recognition[J]. Computer Systems Science and Engineering, 2023, 44(2): 1719-1733.</w:t>
             </w:r>
           </w:p>
         </w:tc>
